--- a/Space_News_Collection_10_06_2026.docx
+++ b/Space_News_Collection_10_06_2026.docx
@@ -566,7 +566,7 @@
           <w:b/>
           <w:sz w:val="26"/>
         </w:rPr>
-        <w:t>6. 'Should UPSC be conducted by Isro?' Shekhar Suman's satire on NEET paper airlift plan; watch - The Times of India</w:t>
+        <w:t>6. WSJ Opinion: NRSC Chair Tim Scott Handicaps the Senate Midterm Map - WSJ</w:t>
       </w:r>
     </w:p>
     <w:p>
@@ -586,46 +586,6 @@
     </w:p>
     <w:p>
       <w:pPr>
-        <w:spacing w:after="120"/>
-        <w:jc w:val="center"/>
-      </w:pPr>
-      <w:r>
-        <w:drawing>
-          <wp:inline xmlns:a="http://schemas.openxmlformats.org/drawingml/2006/main" xmlns:pic="http://schemas.openxmlformats.org/drawingml/2006/picture">
-            <wp:extent cx="4389120" cy="438912"/>
-            <wp:docPr id="7" name="Picture 7"/>
-            <wp:cNvGraphicFramePr>
-              <a:graphicFrameLocks noChangeAspect="1"/>
-            </wp:cNvGraphicFramePr>
-            <a:graphic>
-              <a:graphicData uri="http://schemas.openxmlformats.org/drawingml/2006/picture">
-                <pic:pic>
-                  <pic:nvPicPr>
-                    <pic:cNvPr id="0" name="image.png"/>
-                    <pic:cNvPicPr/>
-                  </pic:nvPicPr>
-                  <pic:blipFill>
-                    <a:blip r:embed="rId22"/>
-                    <a:stretch>
-                      <a:fillRect/>
-                    </a:stretch>
-                  </pic:blipFill>
-                  <pic:spPr>
-                    <a:xfrm>
-                      <a:off x="0" y="0"/>
-                      <a:ext cx="4389120" cy="438912"/>
-                    </a:xfrm>
-                    <a:prstGeom prst="rect"/>
-                  </pic:spPr>
-                </pic:pic>
-              </a:graphicData>
-            </a:graphic>
-          </wp:inline>
-        </w:drawing>
-      </w:r>
-    </w:p>
-    <w:p>
-      <w:pPr>
         <w:spacing w:after="120" w:line="276" w:lineRule="auto"/>
         <w:jc w:val="both"/>
       </w:pPr>
@@ -634,7 +594,7 @@
           <w:rFonts w:ascii="Times New Roman" w:hAnsi="Times New Roman"/>
           <w:sz w:val="24"/>
         </w:rPr>
-        <w:t>Tired of too many ads? go ad free now Actor and comedian Shekhar Suman has mocked the government's decision to use the Indian Air Force to transport question papers for the upcoming re-examination in June 21, following the NEET-UG 2026 paper leak controversy.In a video shared online, Shekhar says, "When the country has to call the Air Force to save the exam paper, then understand that more than the paper leak, the system is leaking trust."Shekhar further took a swipe at the government saying, "The Air Force should pay attention to save the NEET paper because the government has already handed over the task of saving the country to the public."The actor went on to joke about whether future examinations would require even greater involvement from national institutions. "If the next exam of the NEET paper will be under the supervision of the Indian Air Force, then should the civil services exam be done under the supervision of Isro?" he asked.On the calls for education minister Dharemendra Pradha's resignaion, he said, "We will get the paper done again. But we will not take the resignation of the education minister. Because the work of the education minister will now be done by the defence minister.""I do not understand one thing that who will do the work of the Defence Minister? By the way, if you look closely, the cabinet of this government is very cooperative. I just do not understand one thing that when everyone is so cooperative, then why is it that only our respected Prime Minister is being made to work for 18 hours?" Shekhar asked.According to education ministry sources, confidential question paper packets will be airlifted by the Indian Air Force to 18 locations across the country before being transported under security cover to examination centres, TOI earlier reported. Officials said transport aircraft and Mi-17 helicopters could be used in areas where rapid movement is necessary.The re-exam follows the cancellation of the original NEET-UG 2026 examination held on May 3. The test was scrapped on May 12 after allegations of a paper leak surfaced. The Central Bureau of Investigation later took over the probe. The controversy sparked protests by opposition parties and student groups across the country.</w:t>
+        <w:t>WSJ Opinion: NRSC Chair Tim Scott Handicaps the Senate Midterm Map WSJ</w:t>
       </w:r>
     </w:p>
     <w:p>
@@ -663,7 +623,7 @@
         <w:spacing w:after="80"/>
         <w:jc w:val="left"/>
       </w:pPr>
-      <w:hyperlink r:id="rId23">
+      <w:hyperlink r:id="rId22">
         <w:r>
           <w:rPr>
             <w:color w:val="0000FF"/>
@@ -718,7 +678,7 @@
         <w:spacing w:after="80"/>
         <w:jc w:val="left"/>
       </w:pPr>
-      <w:hyperlink r:id="rId24">
+      <w:hyperlink r:id="rId23">
         <w:r>
           <w:rPr>
             <w:color w:val="0000FF"/>
@@ -773,7 +733,7 @@
         <w:spacing w:after="80"/>
         <w:jc w:val="left"/>
       </w:pPr>
-      <w:hyperlink r:id="rId25">
+      <w:hyperlink r:id="rId24">
         <w:r>
           <w:rPr>
             <w:color w:val="0000FF"/>
@@ -828,7 +788,7 @@
         <w:spacing w:after="80"/>
         <w:jc w:val="left"/>
       </w:pPr>
-      <w:hyperlink r:id="rId26">
+      <w:hyperlink r:id="rId25">
         <w:r>
           <w:rPr>
             <w:color w:val="0000FF"/>
@@ -847,7 +807,7 @@
         <w:drawing>
           <wp:inline xmlns:a="http://schemas.openxmlformats.org/drawingml/2006/main" xmlns:pic="http://schemas.openxmlformats.org/drawingml/2006/picture">
             <wp:extent cx="4389120" cy="2924937"/>
-            <wp:docPr id="8" name="Picture 8"/>
+            <wp:docPr id="7" name="Picture 7"/>
             <wp:cNvGraphicFramePr>
               <a:graphicFrameLocks noChangeAspect="1"/>
             </wp:cNvGraphicFramePr>
@@ -859,7 +819,7 @@
                     <pic:cNvPicPr/>
                   </pic:nvPicPr>
                   <pic:blipFill>
-                    <a:blip r:embed="rId27"/>
+                    <a:blip r:embed="rId26"/>
                     <a:stretch>
                       <a:fillRect/>
                     </a:stretch>
@@ -917,7 +877,7 @@
         <w:spacing w:after="80"/>
         <w:jc w:val="left"/>
       </w:pPr>
-      <w:hyperlink r:id="rId28">
+      <w:hyperlink r:id="rId27">
         <w:r>
           <w:rPr>
             <w:color w:val="0000FF"/>
@@ -972,7 +932,7 @@
         <w:spacing w:after="80"/>
         <w:jc w:val="left"/>
       </w:pPr>
-      <w:hyperlink r:id="rId29">
+      <w:hyperlink r:id="rId28">
         <w:r>
           <w:rPr>
             <w:color w:val="0000FF"/>
@@ -991,7 +951,7 @@
         <w:drawing>
           <wp:inline xmlns:a="http://schemas.openxmlformats.org/drawingml/2006/main" xmlns:pic="http://schemas.openxmlformats.org/drawingml/2006/picture">
             <wp:extent cx="4389120" cy="2468880"/>
-            <wp:docPr id="9" name="Picture 9"/>
+            <wp:docPr id="8" name="Picture 8"/>
             <wp:cNvGraphicFramePr>
               <a:graphicFrameLocks noChangeAspect="1"/>
             </wp:cNvGraphicFramePr>
@@ -1003,7 +963,7 @@
                     <pic:cNvPicPr/>
                   </pic:nvPicPr>
                   <pic:blipFill>
-                    <a:blip r:embed="rId30"/>
+                    <a:blip r:embed="rId29"/>
                     <a:stretch>
                       <a:fillRect/>
                     </a:stretch>
@@ -1061,7 +1021,7 @@
         <w:spacing w:after="80"/>
         <w:jc w:val="left"/>
       </w:pPr>
-      <w:hyperlink r:id="rId31">
+      <w:hyperlink r:id="rId30">
         <w:r>
           <w:rPr>
             <w:color w:val="0000FF"/>
@@ -1080,7 +1040,7 @@
         <w:drawing>
           <wp:inline xmlns:a="http://schemas.openxmlformats.org/drawingml/2006/main" xmlns:pic="http://schemas.openxmlformats.org/drawingml/2006/picture">
             <wp:extent cx="4389120" cy="2468751"/>
-            <wp:docPr id="10" name="Picture 10"/>
+            <wp:docPr id="9" name="Picture 9"/>
             <wp:cNvGraphicFramePr>
               <a:graphicFrameLocks noChangeAspect="1"/>
             </wp:cNvGraphicFramePr>
@@ -1092,7 +1052,7 @@
                     <pic:cNvPicPr/>
                   </pic:nvPicPr>
                   <pic:blipFill>
-                    <a:blip r:embed="rId32"/>
+                    <a:blip r:embed="rId31"/>
                     <a:stretch>
                       <a:fillRect/>
                     </a:stretch>
@@ -1150,7 +1110,7 @@
         <w:spacing w:after="80"/>
         <w:jc w:val="left"/>
       </w:pPr>
-      <w:hyperlink r:id="rId33">
+      <w:hyperlink r:id="rId32">
         <w:r>
           <w:rPr>
             <w:color w:val="0000FF"/>
@@ -1169,7 +1129,7 @@
         <w:drawing>
           <wp:inline xmlns:a="http://schemas.openxmlformats.org/drawingml/2006/main" xmlns:pic="http://schemas.openxmlformats.org/drawingml/2006/picture">
             <wp:extent cx="4389120" cy="2468880"/>
-            <wp:docPr id="11" name="Picture 11"/>
+            <wp:docPr id="10" name="Picture 10"/>
             <wp:cNvGraphicFramePr>
               <a:graphicFrameLocks noChangeAspect="1"/>
             </wp:cNvGraphicFramePr>
@@ -1181,7 +1141,7 @@
                     <pic:cNvPicPr/>
                   </pic:nvPicPr>
                   <pic:blipFill>
-                    <a:blip r:embed="rId34"/>
+                    <a:blip r:embed="rId33"/>
                     <a:stretch>
                       <a:fillRect/>
                     </a:stretch>

--- a/Space_News_Collection_10_06_2026.docx
+++ b/Space_News_Collection_10_06_2026.docx
@@ -615,7 +615,7 @@
           <w:b/>
           <w:sz w:val="26"/>
         </w:rPr>
-        <w:t>7. Artemis III Crew Announced</w:t>
+        <w:t>7. NASA reveals Artemis 3 astronaut crew</w:t>
       </w:r>
     </w:p>
     <w:p>
@@ -635,178 +635,13 @@
     </w:p>
     <w:p>
       <w:pPr>
-        <w:jc w:val="center"/>
-      </w:pPr>
-      <w:r/>
-    </w:p>
-    <w:p>
-      <w:pPr>
-        <w:spacing w:after="120" w:line="276" w:lineRule="auto"/>
-        <w:jc w:val="both"/>
-      </w:pPr>
-      <w:r>
-        <w:rPr>
-          <w:rFonts w:ascii="Times New Roman" w:hAnsi="Times New Roman"/>
-          <w:sz w:val="24"/>
-        </w:rPr>
-        <w:t>NASA/Robert Markowitz NASA astronaut Andre Douglas, ESA (European Space Agency) astronaut Luca Parmitano, and NASA astronauts Randy Bresnik and Frank Rubio take a photo together on June 9, 2026. The four were announced as the Artemis III crew. NASA's Artemis III mission in low Earth orbit will test integrated operations between the Orion spacecraft and one or both commercial landers from SpaceX and Blue Origin respectively. Learn more about the next Artemis mission and the crew. Image credit: NASA/Robert Markowitz</w:t>
-      </w:r>
-    </w:p>
-    <w:p>
-      <w:pPr>
-        <w:pBdr>
-          <w:bottom w:val="single" w:sz="6" w:space="6" w:color="A6A6A6"/>
-        </w:pBdr>
-      </w:pPr>
-    </w:p>
-    <w:p/>
-    <w:p>
-      <w:pPr>
-        <w:spacing w:after="60"/>
-      </w:pPr>
-      <w:r>
-        <w:rPr>
-          <w:rFonts w:ascii="Times New Roman" w:hAnsi="Times New Roman"/>
-          <w:b/>
-          <w:sz w:val="26"/>
-        </w:rPr>
-        <w:t>8. La NASA avanza hacia la misión Artemis III en 2027 y anuncia a su tripulación</w:t>
-      </w:r>
-    </w:p>
-    <w:p>
-      <w:pPr>
-        <w:spacing w:after="80"/>
-        <w:jc w:val="left"/>
-      </w:pPr>
-      <w:hyperlink r:id="rId23">
-        <w:r>
-          <w:rPr>
-            <w:color w:val="0000FF"/>
-            <w:u w:val="single"/>
-          </w:rPr>
-          <w:t>Read more</w:t>
-        </w:r>
-      </w:hyperlink>
-    </w:p>
-    <w:p>
-      <w:pPr>
-        <w:jc w:val="center"/>
-      </w:pPr>
-      <w:r/>
-    </w:p>
-    <w:p>
-      <w:pPr>
-        <w:spacing w:after="120" w:line="276" w:lineRule="auto"/>
-        <w:jc w:val="both"/>
-      </w:pPr>
-      <w:r>
-        <w:rPr>
-          <w:rFonts w:ascii="Times New Roman" w:hAnsi="Times New Roman"/>
-          <w:sz w:val="24"/>
-        </w:rPr>
-        <w:t>12 min read María José Viñas Jun 09, 2026 RELEASE 26-048 NASA Headquarters La tripulación de Artemis III posa para una foto oficial en sus trajes espaciales naranjas (de izquierda a derecha: Andre Douglas, Luca Parmitano, Randy Bresnik y Frank Rubio). Crédito: NASA/Bill Stafford Read this release in English here . La NASA dio el martes otro paso hacia una de las misiones tripuladas más complejas de la historia reciente al ofrecer nuevos detalles sobre Artemis III y anunciar a los cuatro miembros principales de la tripulación y a un suplente para este vuelo de prueba. En 2027, la misión llevará a cabo una serie de exigentes pruebas cerca de la Tierra que son esenciales para Artemis IV, la primera misión tripulada al Polo Sur lunar, prevista para 2028. En la misión Artemis III, el cohete SLS (por las siglas en inglés de Sistema de Lanzamiento Espacial) de la agencia lanzará la nave espacial Orion y a su tripulación desde el Centro Espacial Kennedy de la NASA, en Florida, a la órbita terrestre baja. Tras las verificaciones de los sistemas de Orion, la nave espacial demostrará por primera vez sus capacidades de encuentro y acoplamiento con versiones de prueba de uno o ambos sistemas comerciales estadounidenses de aterrizaje humano, que están siendo desarrollados por Blue Origin y SpaceX. Esta misión, cuidadosamente coreografiada, incluye una espectacular campaña de múltiples lanzamientos de los cohetes más potentes del mundo y pondrá a prueba el equipamiento integrado entre Orion y los módulos de aterrizaje, así como las interfaces de los sistemas, el software, la propulsión y las comunicaciones. Los astronautas asignados a la tripulación son los siguientes: - el astronauta de la NASA Randy Bresnik , comandante - el astronauta de la ESA (Agencia Espacial Europea) Luca Parmitano , piloto - el astronauta de la NASA Andre Douglas , especialista de misión - el astronauta de la NASA Frank Rubio , especialista de misión Durante el evento del martes, el astronauta de la NASA Bob Hines fue nombrado miembro suplente de la tripulación. La tripulación comenzará a entrenarse de inmediato en los sistemas de la nave espacial Orion y también colaborará en el desarrollo y las operaciones de las versiones de prueba de los módulos de aterrizaje de Blue Origin y SpaceX. "Hoy damos otro paso audaz en el regreso de la humanidad a la Luna, basándonos en los extraordinarios cimientos sentados por los astronautas de Artemis II", dijo el administrador de la NASA, Jared Isaacman. "Sus logros reavivaron el entusiasmo mundial por la exploración, y ahora le pasan la antorcha al equipo de Artemis III: Randy, Luca, Frank y Andre. Artemis III demostrará el poder de la innovación estadounidense y la colaboración internacional mientras ponemos a prueba operaciones complejas de encuentro y acoplamiento, y avanzamos las tecnologías que algún día nos llevarán más adentro del sistema solar. Esta misión requerirá la coordinación más impresionante de lanzamientos de cohetes de carga pesada de la historia, aprovechando el talento y las capacidades de equipos de todo el ámbito gubernamental y de la comunidad de vuelos espaciales. Los astronautas de Artemis III, junto con la ESA y nuestros socios internacionales, y las decenas de miles de las personas más brillantes y capaces de la agencia y la industria, están dando inicio a una nueva edad dorada de la exploración, impulsando las esperanzas y los sueños de la próxima generación, así como los astronautas del programa Apolo lo hicieron por tantos de nosotros". Esta también es la primera vez que se asigna a un astronauta de la ESA a una misión de Artemis. "Artemis III ampliará los límites de las operaciones de naves espaciales en órbita. La asignación de Luca como piloto refleja la profundidad de la experiencia europea en los vuelos espaciales tripulados y se basa en su amplia experiencia operativa en situaciones de alta presión", dijo Josef Aschbacher, director general de la ESA. "Al mismo tiempo, el Módulo de Servicio Europeo de la ESA volverá a aportar las capacidades fundamentales que proporcionan energía a Orion, lo que demuestra la presencia duradera de Europa en el corazón mismo del programa Artemis. La noticia que hoy llega desde Houston es un poderoso reconocimiento del papel de la ESA al hacer posible el regreso de la humanidad a la Luna, y un avance clave en nuestra colaboración con la NASA. Los europeos pueden enorgullecerse de formar parte de este apasionante viaje". Avances de la misión La NASA y sus socios están avanzando en los preparativos para el vuelo de prueba. Este verano boreal, los equipos de ingeniería conectarán el módulo de la tripulación y el módulo de servicio de Orion, e integrarán el sistema de acoplamiento de la nave espacial, que volará por primera vez. Continúan las pruebas del escudo térmico, ya que cada uno de los bloques ha sido sometido a inspecciones ultrasónicas y se ha instalado en la estructura del escudo térmico. El procesamiento del cohete también está muy avanzado. Los técnicos de SLS están integrando la sección del motor con el resto de la etapa central antes de instalar los cuatro motores RS-25 este verano boreal. Con todos los segmentos de los propulsores sólidos del cohete ya en el centro Kennedy de la NASA y el acondicionamiento del lanzador móvil avanzando según lo previsto, también se prevé que el apilamiento del cohete comience este verano. La NASA continúa con el diseño y la fabricación de un segmento espaciador que reemplazará la etapa superior en Artemis III. Blue Origin está desarrollando una versión tripulada de su módulo de aterrizaje lunar Blue Moon, mientras que SpaceX está desarrollando una versión de módulo de aterrizaje lunar tripulado de su nave Starship. Ambas empresas están construyendo unidades de prueba para Artemis III. La NASA brinda apoyo directo a ambos proveedores de módulos de aterrizaje durante el diseño, el desarrollo, las pruebas y la evaluación, lo que incluye compartir la experiencia y las capacidades de la agencia obtenidas en misiones anteriores. Durante el evento, la NASA ofreció actualizaciones de la agencia y de ambos socios comerciales, así como detalles sobre las operaciones previstas para Artemis III, las cuales respaldarán una mayor cadencia de misiones, aumentarán la producción e impulsarán mejoras en la cadena de suministro del programa Artemis. La misión Artemis III se basa en el exitoso vuelo de Artemis II, que se completó en abril, y ayudará a la agencia a prepararse para enviar a los primeros astronautas, estadounidenses, a Marte. Artemis III contempla el lanzamiento en rápida sucesión de los cohetes más potentes del mundo. El módulo de aterrizaje de exploración ( pathfinder ) de Blue Origin, que puede permanecer en órbita durante varias semanas, se lanzará primero y esperará a la tripulación. La NASA usará el cohete SLS para enviar a los astronautas a bordo de Orion a orbitar la Tierra, antes de un encuentro en el espacio con la unidad de prueba del módulo de aterrizaje de la empresa, con la cual Orion permanecerá acoplada durante unos dos días para llevar a cabo pruebas y demostraciones tecnológicas, incluido el ingreso al módulo de aterrizaje. Tras completar las operaciones acoplada con Blue Origin, Orion se separará y esperará a Starship. El módulo de exploración Starship de SpaceX se lanzará y se encontrará con Orion para pasar aproximadamente un día acoplados para verificaciones y pruebas. Después de eso, Orion y su tripulación se desacoplarán y regresarán a casa, amerizando de manera segura en el océano Pacífico, donde un equipo de la Marina de Estados Unidos y la NASA recuperará a los astronautas. En total, se prevé que la tripulación permanezca en el espacio durante unas dos semanas. La duración exacta de la misión se determinará en tiempo real en función de las operaciones de lanzamiento, encuentro y acoplamiento. Más información sobre los miembros de la tripulación de Artemis III Esta será la tercera misión espacial de Bresnik, quien fue lanzado a bordo del trasbordador espacial Atlantis en la misión STS-129 a la Estación Espacial Internacional en 2009. Posteriormente, viajó a la estación espacial en la nave espacial Soyuz MS-05 desde el Cosmódromo de Baikonur, en Kazajistán, y se desempeñó como ingeniero de vuelo en la Expedición 52 y como comandante de la Expedición 53 de la estación. Originario de California, se graduó en The Citadel con un título en matemáticas y fue seleccionado por la NASA en la promoción de candidatos a astronautas de 2004. Coronel retirado del Cuerpo de Marines de Estados Unidos, ha acumulado más de 7.000 horas de vuelo en 95 tipos de aeronaves y es miembro de la Sociedad de Pilotos de Pruebas Experimentales. Desde 2018, se ha desempeñado como asistente del jefe de la Oficina de Astronautas para asuntos de exploración, supervisando el desarrollo y las pruebas de la nave espacial y los sistemas que operarán durante las misiones de Artemis. Artemis III también será el tercer vuelo espacial de Parmitano. Seleccionado por la ESA como astronauta en 2009, primero se desempeñó como ingeniero de vuelo en la primera misión de larga duración de la Agencia Espacial Italiana (ASI, por sus siglas en italiano) a la estación espacial, despegando en una nave Soyuz desde Baikonur en 2013. Regresó al laboratorio orbital en 2019 a bordo de Soyuz MS-13 para su segunda misión, durante la cual ejerció de comandante de la Expedición 61 y se convirtió en el tercer europeo, y el primer italiano, en comandar la estación. Parmitano obtuvo una licenciatura en ciencias políticas en la Universidad de Nápoles Federico II y una maestría en ingeniería de pruebas de vuelo experimentales en el Instituto Superior de la Aeronáutica y del Espacio en Toulouse, Francia. Graduado de la Academia de la Fuerza Aérea Italiana, se convirtió en piloto de pruebas en 2007 y fue ascendido a coronel en 2019. Ha acumulado más de 2.000 horas de vuelo en 40 tipos de aeronaves. Este será el segundo viaje al espacio de Rubio, quien fue lanzado a bordo de la nave espacial Soyuz MS-22 desde Baikonur a la estación espacial el 21 de septiembre de 2022 y regresó el 27 de septiembre de 2023, batiendo el récord del vuelo espacial individual más largo realizado por un astronauta estadounidense, con 371 días en órbita. Rubio fue seleccionado por la NASA en la promoción de candidatos a astronautas de 2017. Originario de Florida, se graduó en la Academia Militar de Estados Unidos en 1998, obtuvo un doctorado en medicina en la Universidad de Servicios Uniformados de las Ciencias de la Salud en 2010 y ha servido durante más de 28 años en el Ejército de Estados Unidos como aviador, médico y astronauta. La misión es el primer vuelo espacial de Douglas. Fue seleccionado por la NASA en la promoción de candidatos a astronautas de 2021 y anteriormente se desempeñó como miembro suplente y de la tripulación de cierre de la misión Artemis II de la agencia. Originario de Virginia, Douglas obtuvo una licenciatura en ingeniería mecánica en la Academia de la Guardia Costera de Estados Unidos y cuatro títulos de posgrado en distintas instituciones, entre ellos un doctorado en ingeniería de sistemas de la Universidad George Washington. Durante su tiempo en la Guardia Costera, llevó a cabo operaciones de búsqueda y rescate, salvamento marítimo e interdicción de drogas. Además, su trabajo en el Laboratorio de Física Aplicada de la Universidad Johns Hopkins incluyó el diseño y la prueba de vehículos autónomos multidominio, sistemas de exploración espacial y numerosas plataformas de guerra submarina. Como miembro suplente de la tripulación, Hines se entrenará junto con Bresnik, Parmitano, Rubio y Douglas. En caso de que un miembro principal de la tripulación no pueda participar en la misión, se uniría a la tripulación de Artemis III. Hines se desempeñó anteriormente como piloto de la misión SpaceX Crew 4 de la NASA a la Estación Espacial Internacional. Seleccionado por la NASA en la promoción de candidatos a astronautas de 2017, antes de su selección se desempeñó como piloto de investigación en el Centro Espacial Johnson de la agencia. Es coronel de la Fuerza Aérea de Estados Unidos, con más de 27 años de servicio como piloto instructor, piloto de combate y piloto de pruebas. Como parte de una edad de oro de innovación y exploración, la NASA enviará astronautas en misiones cada vez más difíciles para explorar más de la Luna con fines de descubrimiento científico y beneficios económicos, establecer una presencia humana duradera en la superficie lunar y continuar sentando las bases para las primeras misiones tripuladas a Marte. Aprende más sobre el programa Artemis: https://www.nasa.gov/artemis (inglés) https://ciencia.nasa.gov/artemis (español) -fin- Bethany Stevens / Amber Jacobson / María José Viñas Sede central, Washington +1 202-358-1600 bethany.c.stevens@nasa.gov / amber.c.jacobson@nasa.gov / maria-jose.vinasgarcia@nasa.gov Anna Schneider Centro Espacial Johnson, Houston 281-483-5111 anna.c.schneider@nasa.gov Share Details Last Updated Editor Location Related Terms - NASA en español</w:t>
-      </w:r>
-    </w:p>
-    <w:p>
-      <w:pPr>
-        <w:pBdr>
-          <w:bottom w:val="single" w:sz="6" w:space="6" w:color="A6A6A6"/>
-        </w:pBdr>
-      </w:pPr>
-    </w:p>
-    <w:p/>
-    <w:p>
-      <w:pPr>
-        <w:spacing w:after="60"/>
-      </w:pPr>
-      <w:r>
-        <w:rPr>
-          <w:rFonts w:ascii="Times New Roman" w:hAnsi="Times New Roman"/>
-          <w:b/>
-          <w:sz w:val="26"/>
-        </w:rPr>
-        <w:t>9. NASA Marches Toward Artemis III Mission in 2027, Names Crew Members</w:t>
-      </w:r>
-    </w:p>
-    <w:p>
-      <w:pPr>
-        <w:spacing w:after="80"/>
-        <w:jc w:val="left"/>
-      </w:pPr>
-      <w:hyperlink r:id="rId24">
-        <w:r>
-          <w:rPr>
-            <w:color w:val="0000FF"/>
-            <w:u w:val="single"/>
-          </w:rPr>
-          <w:t>Read more</w:t>
-        </w:r>
-      </w:hyperlink>
-    </w:p>
-    <w:p>
-      <w:pPr>
-        <w:jc w:val="center"/>
-      </w:pPr>
-      <w:r/>
-    </w:p>
-    <w:p>
-      <w:pPr>
-        <w:spacing w:after="120" w:line="276" w:lineRule="auto"/>
-        <w:jc w:val="both"/>
-      </w:pPr>
-      <w:r>
-        <w:rPr>
-          <w:rFonts w:ascii="Times New Roman" w:hAnsi="Times New Roman"/>
-          <w:sz w:val="24"/>
-        </w:rPr>
-        <w:t>The Artemis III crew poses for an official portrait (from left: Andre Douglas, Luca Parmitano, Randy Bresnik, Frank Rubio). Credit: NASA/Bill Stafford Taking another step toward one of the most complex human spaceflight missions in recent history, NASA on Tuesday provided new Artemis III details and announced the four prime crew members and a backup for the test flight. The mission will undertake a series of challenging tests in Earth orbit in 2027, essential for Artemis IV, the first planned crewed mission to the lunar South Pole in 2028. During Artemis III, the agency's SLS (Space Launch System) rocket will launch the Orion spacecraft and its crew from NASA's Kennedy Space Center in Florida to low Earth orbit. After Orion systems checkouts, the spacecraft will, for the first time, demonstrate rendezvous and docking capabilities with test versions from one, or both, American commercial human landing systems in development by Blue Origin and SpaceX. This highly choreographed mission includes a dramatic multi-launch campaign of the world's most powerful rockets, testing integrated hardware between Orion and the landers, including system interfaces, software, propulsion, and communications. Crew assignments are as follows: NASA astronaut Randy Bresnik, commander ESA (European Space Agency) astronaut Luca Parmitano, pilot NASA astronaut Andre Douglas, mission specialist NASA astronaut Frank Rubio, mission specialist As part of Tuesday's event, NASA astronaut Bob Hines was named as a backup crew member. The crew will begin training immediately on Orion spacecraft systems, as well as assist in the development and operations of the test versions of Blue Origin and SpaceX landers. "Today we take another bold step in humanity's return to the Moon, building on the extraordinary foundation laid by the Artemis II astronauts," said NASA Administrator Jared Isaacman. "Their achievements reignited global excitement for exploration, and now they pass the torch to the Artemis III team, Randy, Luca, Frank, and Andre. Artemis III will demonstrate the power of American innovation and international partnership as we test complex rendezvous and docking operations and advance the technologies that will one day carry us deeper into the solar system. This mission will require the most awe-inspiring coordination of heavy-lift rocket launches in history, drawing on the talent and capability of teams across government and the spaceflight community. The Artemis III astronauts, alongside ESA and our international partners, and the tens of thousands of the best and brightest across the agency and industry, are ushering in a new Golden Age of exploration carrying forward the hopes and dreams of the next generation just as the Apollo astronauts did for so many of us." This also is the first time an ESA astronaut has been assigned an Artemis mission. "Artemis III will push the boundaries of spacecraft operations in orbit. Luca's assignment as pilot reflects the depth of European expertise in human spaceflight and draws on his extensive operational experience in high-pressure situations," said Josef Aschbacher, ESA's director general. "At the same time, ESA's European Service Module will once again provide the critical capabilities that power Orion, demonstrating Europe's enduring role at the very heart of the Artemis program. The news out of Houston today is a powerful recognition of ESA's role in enabling humanity's return to the Moon - and a key advancement in our partnership with NASA. Europeans can take pride in being part of this exciting journey." Mission progress NASA and its partners are making progress preparing for the test flight. Engineers will connect the Orion crew module and service module this summer and integrate the spacecraft's docking system, which will fly for the first time. Heat shield testing continues with individual blocks having undergone ultra-sonic inspections and installation onto the heat shield structure. Rocket processing also is well underway. Technicians for SLS are integrating the engine section to the rest of the core stage ahead of installing the four RS-25 engines this summer. With all solid rocket booster segments now at NASA Kennedy and mobile launcher refurbishments on track, rocket stacking also is scheduled to begin this summer. NASA continues design and fabrication of a spacer that will replace the upper stage on Artemis III. Blue Origin is developing a crewed lunar version of the company's Blue Moon lander, while SpaceX is developing a crewed lunar lander version of the company's Starship, with both companies building test articles for Artemis III. NASA is supporting both lander providers hands-on throughout design, development, testing, and evaluation, including sharing agency expertise and capabilities gained from previous missions. In addition to status updates from NASA and both commercial partners, the agency discussed details during the event about the planned operations for Artemis III, which will support an increased mission cadence, ramp up production, and drive supply chain improvements for the Artemis program. The Artemis III mission builds on the successful Artemis II flight completed in April and will help the agency prepare to send the first astronauts, Americans, to Mars. Artemis III includes launching the world's most powerful rockets in short order. Blue Origin's lander pathfinder, which is able to stay in orbit for multiple weeks, will launch first and await the crew. NASA will send the astronauts aboard Orion by SLS to orbit Earth, before rendezvousing in space with the company's lander test article and spending about two days docked together for tests and technology demonstrations, including entering the lander. After completing docked operations with Blue Origin, Orion will detach and await Starship. SpaceX's Starship pathfinder will launch and meet up with Orion to spend about a day connected for checkouts and testing. After that, Orion and its crew will undock and return home, splashing safely down in the Pacific Ocean where a team from the U.S. Navy and NASA will recover the astronauts. In total, the crew is expected to remain in space for about two weeks, with exact mission length to be determined in real-time based on launch, rendezvous, and docked operations. Learn more about Artemis III crew members This will be the third mission to space for Bresnik, having launched aboard space shuttle Atlantis on the STS-129 mission to the International Space Station in 2009. He later flew on the Soyuz MS-05 spacecraft from the Baikonur Cosmodrome in Kazakhstan to the space station, serving as a flight engineer for the station's Expedition 52 and commander of Expedition 53. A California native, he graduated from The Citadel with a degree in mathematics and was selected by NASA in the 2004 astronaut candidate class. A retired U.S. Marine colonel, he has logged more than 7,000 hours in 95 types of aircraft and is a fellow in the Society of Experimental Test Pilots. Since 2018, he has served as assistant to the chief of the Astronaut Office for exploration, overseeing the development and testing of the spacecraft and systems that will operate during Artemis missions. Artemis III also will be the third spaceflight for Parmitano. Selected by ESA as an astronaut in 2009, he first served as a flight engineer on the Italian Space Agency's (ASI) first long-duration mission to the space station, launching on a Soyuz from Baikonur in 2013. He returned to the orbital laboratory in 2019 aboard Soyuz MS-13 for his second mission, during which he served as commander of Expedition 61, becoming the third European, and the first Italian, to command the station. Parmitano earned a bachelor's degree in political sciences from the University of Naples Federico II and a master's degree in experimental flight test engineering from the Institut Supérieur de l'Aéronautique et de l'Espace in Toulouse, France. A graduate of the Italian Air Force Academy, he became a test pilot in 2007 and was promoted to colonel in 2019. He has logged more than 2,000 flight hours across 40 types of aircraft. Rubio is making his second trip to space. He launched aboard the Soyuz MS-22 spacecraft from Baikonur to the space station on Sept. 21, 2022, and returned on Sept. 27, 2023, breaking the record for the longest single-duration spaceflight by an American astronaut with 371 days in orbit. Rubio was selected by NASA in the 2017 astronaut candidate class. A Florida native, he graduated from the U.S. Military Academy in 1998, earned a doctor of medicine from the Uniformed Services University of the Health Sciences in 2010, and has served for more than 28 years in the U.S. Army as an aviator, a physician, and an astronaut. The mission is Douglas' first spaceflight. Selected by NASA in the 2021 astronaut candidate class, he previously served as a backup and closeout crew member for the agency's Artemis II mission. A Virginia native, Douglas earned a bachelor's degree in mechanical engineering from the U.S. Coast Guard Academy and four postgraduate degrees from various institutions, including a doctorate in systems engineering from George Washington University. During his time in the Coast Guard, he conducted search and rescue, maritime salvage, and drug interdiction operations. Additionally, his time at the Johns Hopkins University Applied Physics Laboratory involved designing and testing multidomain autonomous vehicles, space exploration systems, and numerous undersea warfare platforms. Serving as a backup crew member, Hines will train alongside Bresnik, Parmitano, Rubio, and Douglas. Should a primary crew member be unable to participate in the mission, he would join the Artemis III crew. Hines previously served as pilot of NASA's SpaceX Crew-4 mission to the International Space Station. Selected by NASA in the 2017 astronaut candidate class, he served as a research pilot at the agency's Johnson Space Center prior to his selection. He is a colonel in the U.S. Air Force with more than 27 years of service as an instructor pilot, fighter pilot, and test pilot. As part of the Golden Age of innovation and exploration, NASA will send Artemis astronauts on increasingly difficult missions to explore more of the Moon for scientific discovery, economic benefits, establish an enduring human presence on the lunar surface, and to build on our foundation for the first crewed missions to Mars. Learn more about NASA's Artemis program: https://www.nasa.gov/artemis -end- Bethany Stevens / Amber Jacobson Headquarters, Washington 202-358-1600 bethany.c.stevens@nasa.gov / amber.c.jacobson@nasa.gov Anna Schneider Johnson Space Center, Houston 281-483-5111 anna.c.schneider@nasa.gov</w:t>
-      </w:r>
-    </w:p>
-    <w:p>
-      <w:pPr>
-        <w:pBdr>
-          <w:bottom w:val="single" w:sz="6" w:space="6" w:color="A6A6A6"/>
-        </w:pBdr>
-      </w:pPr>
-    </w:p>
-    <w:p/>
-    <w:p>
-      <w:pPr>
-        <w:spacing w:after="60"/>
-      </w:pPr>
-      <w:r>
-        <w:rPr>
-          <w:rFonts w:ascii="Times New Roman" w:hAnsi="Times New Roman"/>
-          <w:b/>
-          <w:sz w:val="26"/>
-        </w:rPr>
-        <w:t>10. June 2026 Satellite Puzzler</w:t>
-      </w:r>
-    </w:p>
-    <w:p>
-      <w:pPr>
-        <w:spacing w:after="80"/>
-        <w:jc w:val="left"/>
-      </w:pPr>
-      <w:hyperlink r:id="rId25">
-        <w:r>
-          <w:rPr>
-            <w:color w:val="0000FF"/>
-            <w:u w:val="single"/>
-          </w:rPr>
-          <w:t>Read more</w:t>
-        </w:r>
-      </w:hyperlink>
-    </w:p>
-    <w:p>
-      <w:pPr>
         <w:spacing w:after="120"/>
         <w:jc w:val="center"/>
       </w:pPr>
       <w:r>
         <w:drawing>
           <wp:inline xmlns:a="http://schemas.openxmlformats.org/drawingml/2006/main" xmlns:pic="http://schemas.openxmlformats.org/drawingml/2006/picture">
-            <wp:extent cx="4389120" cy="2924937"/>
+            <wp:extent cx="4389120" cy="2468880"/>
             <wp:docPr id="7" name="Picture 7"/>
             <wp:cNvGraphicFramePr>
               <a:graphicFrameLocks noChangeAspect="1"/>
@@ -819,151 +654,7 @@
                     <pic:cNvPicPr/>
                   </pic:nvPicPr>
                   <pic:blipFill>
-                    <a:blip r:embed="rId26"/>
-                    <a:stretch>
-                      <a:fillRect/>
-                    </a:stretch>
-                  </pic:blipFill>
-                  <pic:spPr>
-                    <a:xfrm>
-                      <a:off x="0" y="0"/>
-                      <a:ext cx="4389120" cy="2924937"/>
-                    </a:xfrm>
-                    <a:prstGeom prst="rect"/>
-                  </pic:spPr>
-                </pic:pic>
-              </a:graphicData>
-            </a:graphic>
-          </wp:inline>
-        </w:drawing>
-      </w:r>
-    </w:p>
-    <w:p>
-      <w:pPr>
-        <w:spacing w:after="120" w:line="276" w:lineRule="auto"/>
-        <w:jc w:val="both"/>
-      </w:pPr>
-      <w:r>
-        <w:rPr>
-          <w:rFonts w:ascii="Times New Roman" w:hAnsi="Times New Roman"/>
-          <w:sz w:val="24"/>
-        </w:rPr>
-        <w:t>Every month, NASA Earth Observatory features a puzzling satellite image. The June 2026 puzzler appears above. Your Challenge Identify the location shown in this satellite image. Share what clues you see, where you think it is, and what makes this place interesting or unique to you. How to Answer Submit your response using this form and select "Puzzler Answer" as the topic. Please include your preferred name or alias. You can keep it simple and just guess the location. Want to impress us? Tell us which satellite and instrument captured the image, which spectral bands were used, or point out a subtle detail about the geology or history of the area. If something catches your eye, or if this is your home or means something to you, we'd love to hear about it. The Prize We can't offer prize money or a trip to space to see Earth like satellites and astronauts do. But we can offer something almost as rewarding: puzzler bragging rights. About a week after the challenge, we'll post the answer at the top of this page, along with a link to an Earth Observatory Image of the Day story that explains the image in more detail. We'll recognize the first person who correctly guesses the location, and we may also highlight readers who share especially thoughtful or interesting answers. By submitting a response, you acknowledge that your comments may be edited, excerpted, and published on this page. Until then, zoom in, look closely, and enjoy the challenge. See you at the reveal!</w:t>
-      </w:r>
-    </w:p>
-    <w:p>
-      <w:pPr>
-        <w:pBdr>
-          <w:bottom w:val="single" w:sz="6" w:space="6" w:color="A6A6A6"/>
-        </w:pBdr>
-      </w:pPr>
-    </w:p>
-    <w:p/>
-    <w:p>
-      <w:pPr>
-        <w:spacing w:after="60"/>
-      </w:pPr>
-      <w:r>
-        <w:rPr>
-          <w:rFonts w:ascii="Times New Roman" w:hAnsi="Times New Roman"/>
-          <w:b/>
-          <w:sz w:val="26"/>
-        </w:rPr>
-        <w:t>11. NASA Knows: What Is Mass Distribution?</w:t>
-      </w:r>
-    </w:p>
-    <w:p>
-      <w:pPr>
-        <w:spacing w:after="80"/>
-        <w:jc w:val="left"/>
-      </w:pPr>
-      <w:hyperlink r:id="rId27">
-        <w:r>
-          <w:rPr>
-            <w:color w:val="0000FF"/>
-            <w:u w:val="single"/>
-          </w:rPr>
-          <w:t>Read more</w:t>
-        </w:r>
-      </w:hyperlink>
-    </w:p>
-    <w:p>
-      <w:pPr>
-        <w:jc w:val="center"/>
-      </w:pPr>
-      <w:r/>
-    </w:p>
-    <w:p>
-      <w:pPr>
-        <w:spacing w:after="120" w:line="276" w:lineRule="auto"/>
-        <w:jc w:val="both"/>
-      </w:pPr>
-      <w:r>
-        <w:rPr>
-          <w:rFonts w:ascii="Times New Roman" w:hAnsi="Times New Roman"/>
-          <w:sz w:val="24"/>
-        </w:rPr>
-        <w:t>This article is for students grades 5-8. Mass distribution affects everything from galaxy shapes to aircraft design to planetary rotation. It's used to map stars in our universe, figure out what planets are made of, and even to determine how luggage is loaded onto an airplane. Mass distribution can be a tricky thing to understand. So, let's explore it using an everyday example: a soccer ball. How Does Mass Distribution Affect Center of Mass? Have you ever kicked a soccer ball and wondered why it curves, spins, or sometimes wobbles? Mass distribution plays a part. On the outside, soccer balls look simple - a series of geometric shapes woven together in a pattern. But on the inside, they are carefully engineered. The key to a great soccer ball is something you can't see: how the mass is distributed inside the ball. When engineers build a soccer ball, they try to make sure its mass is evenly balanced in all areas. This is because the way a ball spins and flies depends on how its mass is arranged. If one part of the ball is slightly heavier, its center of mass shifts. If the ball's center of mass isn't precisely balanced, the ball won't move smoothly. ______________________________________________________________________ Words to Know mass: the measurement of the amount of matter in an object mass distribution: how mass is spread within an object center of mass: the unique point around which the mass of an object is perfectly balanced How Is Mass Distribution Measured? Scientists and engineers use tools like precision scales, computer models, and repeated testing to determine an object's mass distribution. These efforts help them design balanced airplanes, rockets, and even soccer balls. Their goal is to achieve dynamic balance, meaning the object can travel smoothly without unexpected movements. How Does Gravity Affect How We Study Mass Distribution? On Earth, gravity hides some of the details about how objects move. In microgravity, astronauts can observe motion more clearly. In 2019, Adidas partnered with NASA and sent soccer balls to the International Space Station. Astronauts conducted tests to help engineers confirm their designs and understand the physics behind ball motion in ways they simply can't on Earth. The results of the space station experiments have already helped improve the accuracy and consistency of modern soccer balls. Try It Yourself You don't need to go to space to explore the physics of a ball in motion. Try this experiment at home or school: Grab different types of sports balls (soccer ball, basketball, tennis ball) Spin each one on the ground or between your hands Watch for wobbling, flipping, or smooth spinning Can you tell which balls are well balanced? Or which ones might have uneven mass distribution? Career Corner Are you interested in a career that explores the science and engineering of mass distribution? Many different occupations can help you strike the perfect balance. Here are a few examples: Computer-Aided Design (CAD) Technician/Drafter: These specialists convert sketches and engineering designs into technical drawings. They use powerful computer software to create detailed 3D and 2D drawings of objects. A two-year associate degree from a technical or community college is key to this career path. Computational fluid dynamics engineer: These engineers use computer simulation tools to model and analyze fluid behavior in real-world situations. They might study airflow around sport ball designs or explore ways to improve aircraft wings. They need a strong background in engineering and the ability to analyze complex problems. Physicist: These scientists study matter and energy. They develop models and theories to explain how things work, conduct experiments, and use math to better understand the universe. A career in physics demands a strong understanding of math and complex problem-solving and usually requires an advanced college degree. More to Explore:</w:t>
-      </w:r>
-    </w:p>
-    <w:p>
-      <w:pPr>
-        <w:pBdr>
-          <w:bottom w:val="single" w:sz="6" w:space="6" w:color="A6A6A6"/>
-        </w:pBdr>
-      </w:pPr>
-    </w:p>
-    <w:p/>
-    <w:p>
-      <w:pPr>
-        <w:spacing w:after="60"/>
-      </w:pPr>
-      <w:r>
-        <w:rPr>
-          <w:rFonts w:ascii="Times New Roman" w:hAnsi="Times New Roman"/>
-          <w:b/>
-          <w:sz w:val="26"/>
-        </w:rPr>
-        <w:t>12. NASA reveals Artemis 3 astronaut crew</w:t>
-      </w:r>
-    </w:p>
-    <w:p>
-      <w:pPr>
-        <w:spacing w:after="80"/>
-        <w:jc w:val="left"/>
-      </w:pPr>
-      <w:hyperlink r:id="rId28">
-        <w:r>
-          <w:rPr>
-            <w:color w:val="0000FF"/>
-            <w:u w:val="single"/>
-          </w:rPr>
-          <w:t>Read more</w:t>
-        </w:r>
-      </w:hyperlink>
-    </w:p>
-    <w:p>
-      <w:pPr>
-        <w:spacing w:after="120"/>
-        <w:jc w:val="center"/>
-      </w:pPr>
-      <w:r>
-        <w:drawing>
-          <wp:inline xmlns:a="http://schemas.openxmlformats.org/drawingml/2006/main" xmlns:pic="http://schemas.openxmlformats.org/drawingml/2006/picture">
-            <wp:extent cx="4389120" cy="2468880"/>
-            <wp:docPr id="8" name="Picture 8"/>
-            <wp:cNvGraphicFramePr>
-              <a:graphicFrameLocks noChangeAspect="1"/>
-            </wp:cNvGraphicFramePr>
-            <a:graphic>
-              <a:graphicData uri="http://schemas.openxmlformats.org/drawingml/2006/picture">
-                <pic:pic>
-                  <pic:nvPicPr>
-                    <pic:cNvPr id="0" name="image.jpg"/>
-                    <pic:cNvPicPr/>
-                  </pic:nvPicPr>
-                  <pic:blipFill>
-                    <a:blip r:embed="rId29"/>
+                    <a:blip r:embed="rId23"/>
                     <a:stretch>
                       <a:fillRect/>
                     </a:stretch>
@@ -1013,7 +704,7 @@
           <w:b/>
           <w:sz w:val="26"/>
         </w:rPr>
-        <w:t>13. Don't miss the moon and Saturn put on a spectacular show before sunrise June 10</w:t>
+        <w:t>8. Don't miss the moon and Saturn put on a spectacular show before sunrise June 10</w:t>
       </w:r>
     </w:p>
     <w:p>
@@ -1021,7 +712,7 @@
         <w:spacing w:after="80"/>
         <w:jc w:val="left"/>
       </w:pPr>
-      <w:hyperlink r:id="rId30">
+      <w:hyperlink r:id="rId24">
         <w:r>
           <w:rPr>
             <w:color w:val="0000FF"/>
@@ -1040,7 +731,7 @@
         <w:drawing>
           <wp:inline xmlns:a="http://schemas.openxmlformats.org/drawingml/2006/main" xmlns:pic="http://schemas.openxmlformats.org/drawingml/2006/picture">
             <wp:extent cx="4389120" cy="2468751"/>
-            <wp:docPr id="9" name="Picture 9"/>
+            <wp:docPr id="8" name="Picture 8"/>
             <wp:cNvGraphicFramePr>
               <a:graphicFrameLocks noChangeAspect="1"/>
             </wp:cNvGraphicFramePr>
@@ -1052,7 +743,7 @@
                     <pic:cNvPicPr/>
                   </pic:nvPicPr>
                   <pic:blipFill>
-                    <a:blip r:embed="rId31"/>
+                    <a:blip r:embed="rId25"/>
                     <a:stretch>
                       <a:fillRect/>
                     </a:stretch>
@@ -1102,7 +793,7 @@
           <w:b/>
           <w:sz w:val="26"/>
         </w:rPr>
-        <w:t>14. Astronaut captures snake-like auroras from a SpaceX Dragon | Space photo of the day for June 9, 2026</w:t>
+        <w:t>9. Astronaut captures snake-like auroras from a SpaceX Dragon | Space photo of the day for June 9, 2026</w:t>
       </w:r>
     </w:p>
     <w:p>
@@ -1110,7 +801,7 @@
         <w:spacing w:after="80"/>
         <w:jc w:val="left"/>
       </w:pPr>
-      <w:hyperlink r:id="rId32">
+      <w:hyperlink r:id="rId26">
         <w:r>
           <w:rPr>
             <w:color w:val="0000FF"/>
@@ -1129,7 +820,7 @@
         <w:drawing>
           <wp:inline xmlns:a="http://schemas.openxmlformats.org/drawingml/2006/main" xmlns:pic="http://schemas.openxmlformats.org/drawingml/2006/picture">
             <wp:extent cx="4389120" cy="2468880"/>
-            <wp:docPr id="10" name="Picture 10"/>
+            <wp:docPr id="9" name="Picture 9"/>
             <wp:cNvGraphicFramePr>
               <a:graphicFrameLocks noChangeAspect="1"/>
             </wp:cNvGraphicFramePr>
@@ -1141,7 +832,7 @@
                     <pic:cNvPicPr/>
                   </pic:nvPicPr>
                   <pic:blipFill>
-                    <a:blip r:embed="rId33"/>
+                    <a:blip r:embed="rId27"/>
                     <a:stretch>
                       <a:fillRect/>
                     </a:stretch>
@@ -1171,6 +862,411 @@
           <w:sz w:val="24"/>
         </w:rPr>
         <w:t>Click for next article NASA astronaut Jessica Meir captured an incredible view of auroras over Earth on June 6, 2026. (Image credit: NASA/Jessica Meir) NASA astronaut Jessica Meir captured a breathtaking view of auroras on Earth from orbit while sheltering with her fellow astronauts in a SpaceX Dragon spacecraft as a pair of cosmonauts attempted to fix a concerning air leak on the International Space Station. What is it? Last week on Friday, June 5, the four Crew-12 astronauts on the ISS took shelter in the SpaceX Crew Dragon spacecraft that carried them to the station. They did this as a precaution as cosmonauts attempted to fix a leak in a tunnel leading to a Russian module. But Meir made good use of her temporary surroundings, capturing truly incredible images (and even video) of auroras over Earth from the Dragon. "There is a lot going on right now on the @Space_Station , but fortunately we are all safe and witnessed a spectacular southern aurora show yesterday thanks to a recent solar event," Meir said in a post on X. A timelapse view from our @SpaceX Dragon of the spectacular southern aurora seen in yesterday's post, a result of a recent solar event. As opposed to the previous aurora I've seen, this one danced and snaked its way directly below us, putting on quite a show. I am in awe of this… pic.twitter.com/ReztjH3x9HJune 7, 2026 Why is it incredible? Auroras over Earth captured by NASA astronaut Jessica Meir aboard the ISS on June 6, 2026. (Image credit: NASA/Jessica Meir) While these images, and the video that Meir shared are stunning on their own, the context behind their capture is fascinating. Meir wasn't just in the Dragon capsule for fun, her and the rest of the Crew-12 astronauts were told to shelter in the capsule as the cosmonauts, Sergey Kud-Sverchkov and Sergei Mikaev, attempted to fix an ongoing leak on the station. They hunkered down "out of an abundance of caution," according to NASA spokesperson Bethany Stevens, while two cosmonauts went out on a spacewalk to attempt to fix an air leak on the station. This has been a persistent, ongoing leak caused by cracks in the PrK transfer tunnel which connects to the Russian Zvezda service module. But while Russia's space agency Roscosmos manages the leak with occasional repairs, according to Stevens, the leak started presenting as more of an issue recently.</w:t>
+      </w:r>
+    </w:p>
+    <w:p>
+      <w:pPr>
+        <w:pBdr>
+          <w:bottom w:val="single" w:sz="6" w:space="6" w:color="A6A6A6"/>
+        </w:pBdr>
+      </w:pPr>
+    </w:p>
+    <w:p/>
+    <w:p>
+      <w:pPr>
+        <w:spacing w:after="60"/>
+      </w:pPr>
+      <w:r>
+        <w:rPr>
+          <w:rFonts w:ascii="Times New Roman" w:hAnsi="Times New Roman"/>
+          <w:b/>
+          <w:sz w:val="26"/>
+        </w:rPr>
+        <w:t>10. NASA names four-man crew to Artemis 3 mission</w:t>
+      </w:r>
+    </w:p>
+    <w:p>
+      <w:pPr>
+        <w:spacing w:after="80"/>
+        <w:jc w:val="left"/>
+      </w:pPr>
+      <w:hyperlink r:id="rId28">
+        <w:r>
+          <w:rPr>
+            <w:color w:val="0000FF"/>
+            <w:u w:val="single"/>
+          </w:rPr>
+          <w:t>Read more</w:t>
+        </w:r>
+      </w:hyperlink>
+    </w:p>
+    <w:p>
+      <w:pPr>
+        <w:spacing w:after="120" w:line="276" w:lineRule="auto"/>
+        <w:jc w:val="both"/>
+      </w:pPr>
+      <w:r>
+        <w:rPr>
+          <w:rFonts w:ascii="Times New Roman" w:hAnsi="Times New Roman"/>
+          <w:sz w:val="24"/>
+        </w:rPr>
+        <w:t>The crew of NASA's next Artemis moon program mission was announced Tuesday, setting the stage for a flight to Earth orbit next year to test rendezvous and docking procedures with moon landers being built by SpaceX and Blue Origin, a critical milestone before sending astronauts back to the moon for landing in 2028. The Artemis III mission will be commanded by Randy "Komrade" Bresnik, 58, a former Marine fighter pilot and "TOPGUN" graduate who logged 149 days in space during a space shuttle flight in 2009 and a long-duration stay aboard the International Space Station in 2017. Joining him will be pilot Luca Parmitano, 49, a European Space Agency astronaut and veteran of two long-duration stays aboard the space station; Andre Douglas, 40, a space rookie and backup crew member for the recently completed Artemis II around-the-moon mission; and Frank Rubio, 49, who spent a U.S.-record 371 days in space aboard the ISS in 2022-23. "We are doing flight tests on every single flight, incrementally determining the flight envelope, expanding it, proving out capabilities and making the operational procedures that we have more and more precise," Bresnik told a crowd of supporters at the Johnson Space Center. "Because every single mission we will do after this will be more challenging and more complex. "We are certainly humbled as a crew," he continued, "being that unifying link between the phenomenal Artemis II mission we just had two months ago and the Artemis IV mission that will follow ours, where we will again … land humans on another celestial body." Toward the end of the ceremony, Artemis II commander Reid Wiseman passed a symbolic baton to Bresnik, a handoff from one crew to the next in NASA's drive to return astronauts to the surface of the moon. "Randy, in your comments, I really loved when you said that you all are the link from (Artemis) II to the surface, and that really resonated with me," Wiseman said. "And you guys know, we've been carrying these batons around for way too long. So with that, the Artemis II crew, Komrade, hands you the baton. You've got the controls." Launching atop a Space Launch System rocket in an Orion capsule, Bresnik's crew will practice chasing down one moon lander at a time to make sure rendezvous and docking procedures work as planned before committing to an astronaut moon landing when those procedures will have to be carried out in lunar orbit. The flight will pose a major test for mission managers and engineers with NASA, SpaceX and Blue Origin, who will have to launch multiple heavy-lift rockets in a matter of days and then coordinate their flights in a multi-vehicle sequence of tightly scripted maneuvers. "This test flight will enable us to prove we can carry out highly choreographed operations with our (commercial) partners across hardware interfaces, software, propulsion systems and life support elements with crew in the high stakes space environment," said Jeremy Parsons, the Artemis program manager. "Are we able to launch in sequence with our partners across multiple launch pads and meet up at precise points in space? How do our spacecraft, designed and built across NASA and different partners, operate together in an integrated way in an unforgiving environment?" He said "every aspect" of the Artemis III mission "will give us insight into how to refine our plans for Artemis IV and beyond, and buy down risk." The Artemis III crew announcement comes as Blue Origin continues to recover from a catastrophic launch pad explosion May 28 that destroyed a New Glenn rocket like the one that will be needed to carry the company's Blue Moon Mark II lander into Earth orbit next year. The company's only operational launch pad, located at the Cape Canaveral Space Force Station in Florida, suffered major damage. The Jeff Bezos-owned company says it expects to return to flight before the end of the year, but the mishap threw a wrench into the New Glenn launch schedule, delaying flights of the Blue Moon Mark I, an uncrewed lunar cargo ship intended to help pave the way for the larger, more capable piloted version. Whether the New Glenn rocket and pad 36 at the Cape Canaveral Space Force Station will be back in operation in time to launch a flight-ready Mark II lander for Artemis III remains to be seen. SpaceX has had its own problems perfecting the huge Super Heavy-Starship rocket needed to launch that company's lander. SpaceX is equipping a Starship upper stage with a docking mechanism for the Artemis III flight, but the vehicle will not be an operational lander. It's not yet known when the Elon Musk-owned company will have an Artemis lander ready for flight tests. NASA Administrator Jared Isaacman said he is pushing both companies to have their spacecraft ready for launch in 2027 as part of the Artemis III mission. "I'd say it's extremely unlikely we would ever launch that mission unless both were ready, so that we could achieve those important test objectives and bring down risk for Artemis IV when they land on the moon," he said. The Artemis program is intended to get astronauts back to the moon by the end of 2028, well ahead of Chinese "taikonauts" and their long-standing goal of walking on the moon by the end of the decade. Even though NASA sent 12 astronauts to the moon's surface between 1969 and the end of 1972, winning the Cold War space race with the former Soviet Union, the agency wants to establish a near permanent presence on the moon with the Artemis program, maintaining its position as the world leader in space travel, research and technology. NASA is planning to launch a series of robotic landers and lunar satellites along with the Artemis IV and V missions followed by two astronaut landings per year thereafter. That will set the stage for construction of a moon base near the lunar south pole beginning in the 2029-2030 timeframe. The south polar region is an attractive target because of permanently shadowed, ultra cold craters thought to harbor ice deposits, providing an in situ source of water, air and rocket fuel. With habitats in place, along with solar and nuclear power stations, rotating astronaut crews could live and work on the moon for long durations much like space station fliers have done in Earth orbit for the past quarter century. But there are multiple threats to the Artemis schedule, including the readiness of the required rockets and landers that could push Artemis III into 2028. Whether any additional piloted test flights might be needed between the Artemis III mission and a moon landing remains to be seen, but NASA managers said Tuesday they were optimistic Artemis III will be able to launch as planned in 2027. The Artemis III mission will be similar in some respects to NASA's Apollo 9 flight in March 1969 when three astronauts tested the spindly lunar excursion module in Earth orbit after a successful lunar orbit mission, Apollo 8, at the end of 1968. The Apollo 10 crew then tested the lunar module in orbit around the moon before Apollo 11 finally landed in the Sea of Tranquility in July 1969. The Artemis program's version of Apollo 8, sending Artemis II commander Wiseman, Victor Glover, Christina Koch and Canadian astronaut Jeremy Hansen on a flight around the moon, was successfully completed in April. As of now, Artemis III is the only test flight with astronauts on board that NASA is planning before making a landing attempt in 2028 with whichever lunar lander is available. However it plays out, NASA is requiring a successful unpiloted lander touchdown on the moon before the Artemis IV mission will proceed.</w:t>
+      </w:r>
+    </w:p>
+    <w:p>
+      <w:pPr>
+        <w:pBdr>
+          <w:bottom w:val="single" w:sz="6" w:space="6" w:color="A6A6A6"/>
+        </w:pBdr>
+      </w:pPr>
+    </w:p>
+    <w:p/>
+    <w:p>
+      <w:pPr>
+        <w:spacing w:after="60"/>
+      </w:pPr>
+      <w:r>
+        <w:rPr>
+          <w:rFonts w:ascii="Times New Roman" w:hAnsi="Times New Roman"/>
+          <w:b/>
+          <w:sz w:val="26"/>
+        </w:rPr>
+        <w:t>11. Italian astronaut to pilot Artemis III mission</w:t>
+      </w:r>
+    </w:p>
+    <w:p>
+      <w:pPr>
+        <w:spacing w:after="80"/>
+        <w:jc w:val="left"/>
+      </w:pPr>
+      <w:hyperlink r:id="rId29">
+        <w:r>
+          <w:rPr>
+            <w:color w:val="0000FF"/>
+            <w:u w:val="single"/>
+          </w:rPr>
+          <w:t>Read more</w:t>
+        </w:r>
+      </w:hyperlink>
+    </w:p>
+    <w:p>
+      <w:pPr>
+        <w:spacing w:after="120"/>
+        <w:jc w:val="center"/>
+      </w:pPr>
+      <w:r>
+        <w:drawing>
+          <wp:inline xmlns:a="http://schemas.openxmlformats.org/drawingml/2006/main" xmlns:pic="http://schemas.openxmlformats.org/drawingml/2006/picture">
+            <wp:extent cx="4389120" cy="4389120"/>
+            <wp:docPr id="10" name="Picture 10"/>
+            <wp:cNvGraphicFramePr>
+              <a:graphicFrameLocks noChangeAspect="1"/>
+            </wp:cNvGraphicFramePr>
+            <a:graphic>
+              <a:graphicData uri="http://schemas.openxmlformats.org/drawingml/2006/picture">
+                <pic:pic>
+                  <pic:nvPicPr>
+                    <pic:cNvPr id="0" name="image.jpg"/>
+                    <pic:cNvPicPr/>
+                  </pic:nvPicPr>
+                  <pic:blipFill>
+                    <a:blip r:embed="rId30"/>
+                    <a:stretch>
+                      <a:fillRect/>
+                    </a:stretch>
+                  </pic:blipFill>
+                  <pic:spPr>
+                    <a:xfrm>
+                      <a:off x="0" y="0"/>
+                      <a:ext cx="4389120" cy="4389120"/>
+                    </a:xfrm>
+                    <a:prstGeom prst="rect"/>
+                  </pic:spPr>
+                </pic:pic>
+              </a:graphicData>
+            </a:graphic>
+          </wp:inline>
+        </w:drawing>
+      </w:r>
+    </w:p>
+    <w:p>
+      <w:pPr>
+        <w:spacing w:after="120" w:line="276" w:lineRule="auto"/>
+        <w:jc w:val="both"/>
+      </w:pPr>
+      <w:r>
+        <w:rPr>
+          <w:rFonts w:ascii="Times New Roman" w:hAnsi="Times New Roman"/>
+          <w:sz w:val="24"/>
+        </w:rPr>
+        <w:t>Italian astronaut Luca Parmitano is hoping to bring a taste of his homeland to the Artemis III mission, which he will pilot near Earth in 2027 to test two lunar modules.</w:t>
+      </w:r>
+    </w:p>
+    <w:p>
+      <w:pPr>
+        <w:pBdr>
+          <w:bottom w:val="single" w:sz="6" w:space="6" w:color="A6A6A6"/>
+        </w:pBdr>
+      </w:pPr>
+    </w:p>
+    <w:p/>
+    <w:p>
+      <w:pPr>
+        <w:spacing w:after="60"/>
+      </w:pPr>
+      <w:r>
+        <w:rPr>
+          <w:rFonts w:ascii="Times New Roman" w:hAnsi="Times New Roman"/>
+          <w:b/>
+          <w:sz w:val="26"/>
+        </w:rPr>
+        <w:t>12. NASA unveils Artemis III astronauts to test technology for a future moon landing</w:t>
+      </w:r>
+    </w:p>
+    <w:p>
+      <w:pPr>
+        <w:spacing w:after="80"/>
+        <w:jc w:val="left"/>
+      </w:pPr>
+      <w:hyperlink r:id="rId31">
+        <w:r>
+          <w:rPr>
+            <w:color w:val="0000FF"/>
+            <w:u w:val="single"/>
+          </w:rPr>
+          <w:t>Read more</w:t>
+        </w:r>
+      </w:hyperlink>
+    </w:p>
+    <w:p>
+      <w:pPr>
+        <w:spacing w:after="120"/>
+        <w:jc w:val="center"/>
+      </w:pPr>
+      <w:r>
+        <w:drawing>
+          <wp:inline xmlns:a="http://schemas.openxmlformats.org/drawingml/2006/main" xmlns:pic="http://schemas.openxmlformats.org/drawingml/2006/picture">
+            <wp:extent cx="4389120" cy="4389120"/>
+            <wp:docPr id="11" name="Picture 11"/>
+            <wp:cNvGraphicFramePr>
+              <a:graphicFrameLocks noChangeAspect="1"/>
+            </wp:cNvGraphicFramePr>
+            <a:graphic>
+              <a:graphicData uri="http://schemas.openxmlformats.org/drawingml/2006/picture">
+                <pic:pic>
+                  <pic:nvPicPr>
+                    <pic:cNvPr id="0" name="image.jpg"/>
+                    <pic:cNvPicPr/>
+                  </pic:nvPicPr>
+                  <pic:blipFill>
+                    <a:blip r:embed="rId32"/>
+                    <a:stretch>
+                      <a:fillRect/>
+                    </a:stretch>
+                  </pic:blipFill>
+                  <pic:spPr>
+                    <a:xfrm>
+                      <a:off x="0" y="0"/>
+                      <a:ext cx="4389120" cy="4389120"/>
+                    </a:xfrm>
+                    <a:prstGeom prst="rect"/>
+                  </pic:spPr>
+                </pic:pic>
+              </a:graphicData>
+            </a:graphic>
+          </wp:inline>
+        </w:drawing>
+      </w:r>
+    </w:p>
+    <w:p>
+      <w:pPr>
+        <w:spacing w:after="120" w:line="276" w:lineRule="auto"/>
+        <w:jc w:val="both"/>
+      </w:pPr>
+      <w:r>
+        <w:rPr>
+          <w:rFonts w:ascii="Times New Roman" w:hAnsi="Times New Roman"/>
+          <w:sz w:val="24"/>
+        </w:rPr>
+        <w:t>NASA on Tuesday revealed the crew for its Artemis III mission, the next step in the space agency's plan to eventually land astronauts on the moon.</w:t>
+      </w:r>
+    </w:p>
+    <w:p>
+      <w:pPr>
+        <w:pBdr>
+          <w:bottom w:val="single" w:sz="6" w:space="6" w:color="A6A6A6"/>
+        </w:pBdr>
+      </w:pPr>
+    </w:p>
+    <w:p/>
+    <w:p>
+      <w:pPr>
+        <w:spacing w:after="60"/>
+      </w:pPr>
+      <w:r>
+        <w:rPr>
+          <w:rFonts w:ascii="Times New Roman" w:hAnsi="Times New Roman"/>
+          <w:b/>
+          <w:sz w:val="26"/>
+        </w:rPr>
+        <w:t>13. SpaceX's hold over orbit matches East India Company's grip on maritime trade</w:t>
+      </w:r>
+    </w:p>
+    <w:p>
+      <w:pPr>
+        <w:spacing w:after="80"/>
+        <w:jc w:val="left"/>
+      </w:pPr>
+      <w:hyperlink r:id="rId33">
+        <w:r>
+          <w:rPr>
+            <w:color w:val="0000FF"/>
+            <w:u w:val="single"/>
+          </w:rPr>
+          <w:t>Read more</w:t>
+        </w:r>
+      </w:hyperlink>
+    </w:p>
+    <w:p>
+      <w:pPr>
+        <w:spacing w:after="120"/>
+        <w:jc w:val="center"/>
+      </w:pPr>
+      <w:r>
+        <w:drawing>
+          <wp:inline xmlns:a="http://schemas.openxmlformats.org/drawingml/2006/main" xmlns:pic="http://schemas.openxmlformats.org/drawingml/2006/picture">
+            <wp:extent cx="4389120" cy="4389120"/>
+            <wp:docPr id="12" name="Picture 12"/>
+            <wp:cNvGraphicFramePr>
+              <a:graphicFrameLocks noChangeAspect="1"/>
+            </wp:cNvGraphicFramePr>
+            <a:graphic>
+              <a:graphicData uri="http://schemas.openxmlformats.org/drawingml/2006/picture">
+                <pic:pic>
+                  <pic:nvPicPr>
+                    <pic:cNvPr id="0" name="image.jpg"/>
+                    <pic:cNvPicPr/>
+                  </pic:nvPicPr>
+                  <pic:blipFill>
+                    <a:blip r:embed="rId34"/>
+                    <a:stretch>
+                      <a:fillRect/>
+                    </a:stretch>
+                  </pic:blipFill>
+                  <pic:spPr>
+                    <a:xfrm>
+                      <a:off x="0" y="0"/>
+                      <a:ext cx="4389120" cy="4389120"/>
+                    </a:xfrm>
+                    <a:prstGeom prst="rect"/>
+                  </pic:spPr>
+                </pic:pic>
+              </a:graphicData>
+            </a:graphic>
+          </wp:inline>
+        </w:drawing>
+      </w:r>
+    </w:p>
+    <w:p>
+      <w:pPr>
+        <w:spacing w:after="120" w:line="276" w:lineRule="auto"/>
+        <w:jc w:val="both"/>
+      </w:pPr>
+      <w:r>
+        <w:rPr>
+          <w:rFonts w:ascii="Times New Roman" w:hAnsi="Times New Roman"/>
+          <w:sz w:val="24"/>
+        </w:rPr>
+        <w:t>Elon Musk's SpaceX holds sway over the emerging space economy in a way that has more in common with notorious colonial-era trading companies than the competitive markets of today's textbooks, according to a new study.</w:t>
+      </w:r>
+    </w:p>
+    <w:p>
+      <w:pPr>
+        <w:pBdr>
+          <w:bottom w:val="single" w:sz="6" w:space="6" w:color="A6A6A6"/>
+        </w:pBdr>
+      </w:pPr>
+    </w:p>
+    <w:p/>
+    <w:p>
+      <w:pPr>
+        <w:spacing w:after="60"/>
+      </w:pPr>
+      <w:r>
+        <w:rPr>
+          <w:rFonts w:ascii="Times New Roman" w:hAnsi="Times New Roman"/>
+          <w:b/>
+          <w:sz w:val="26"/>
+        </w:rPr>
+        <w:t>14. Space telescopes are now overwhelmed by satellite trails</w:t>
+      </w:r>
+    </w:p>
+    <w:p>
+      <w:pPr>
+        <w:spacing w:after="80"/>
+        <w:jc w:val="left"/>
+      </w:pPr>
+      <w:hyperlink r:id="rId35">
+        <w:r>
+          <w:rPr>
+            <w:color w:val="0000FF"/>
+            <w:u w:val="single"/>
+          </w:rPr>
+          <w:t>Read more</w:t>
+        </w:r>
+      </w:hyperlink>
+    </w:p>
+    <w:p>
+      <w:pPr>
+        <w:spacing w:after="120"/>
+        <w:jc w:val="center"/>
+      </w:pPr>
+      <w:r>
+        <w:drawing>
+          <wp:inline xmlns:a="http://schemas.openxmlformats.org/drawingml/2006/main" xmlns:pic="http://schemas.openxmlformats.org/drawingml/2006/picture">
+            <wp:extent cx="4389120" cy="4389120"/>
+            <wp:docPr id="13" name="Picture 13"/>
+            <wp:cNvGraphicFramePr>
+              <a:graphicFrameLocks noChangeAspect="1"/>
+            </wp:cNvGraphicFramePr>
+            <a:graphic>
+              <a:graphicData uri="http://schemas.openxmlformats.org/drawingml/2006/picture">
+                <pic:pic>
+                  <pic:nvPicPr>
+                    <pic:cNvPr id="0" name="image.jpg"/>
+                    <pic:cNvPicPr/>
+                  </pic:nvPicPr>
+                  <pic:blipFill>
+                    <a:blip r:embed="rId36"/>
+                    <a:stretch>
+                      <a:fillRect/>
+                    </a:stretch>
+                  </pic:blipFill>
+                  <pic:spPr>
+                    <a:xfrm>
+                      <a:off x="0" y="0"/>
+                      <a:ext cx="4389120" cy="4389120"/>
+                    </a:xfrm>
+                    <a:prstGeom prst="rect"/>
+                  </pic:spPr>
+                </pic:pic>
+              </a:graphicData>
+            </a:graphic>
+          </wp:inline>
+        </w:drawing>
+      </w:r>
+    </w:p>
+    <w:p>
+      <w:pPr>
+        <w:spacing w:after="120" w:line="276" w:lineRule="auto"/>
+        <w:jc w:val="both"/>
+      </w:pPr>
+      <w:r>
+        <w:rPr>
+          <w:rFonts w:ascii="Times New Roman" w:hAnsi="Times New Roman"/>
+          <w:sz w:val="24"/>
+        </w:rPr>
+        <w:t>Unfortunately, there's more bad news to report on the clear skies front. A new paper, available on the arXiv preprint server from researchers at NASA's Ames Research Center, reports that 73.3% of images the agency's new SPHEREx space telescope collected between May and September of last year were contaminated by at least one artificial satellite trail. And it's only going to ge...</w:t>
       </w:r>
     </w:p>
     <w:sectPr>

--- a/Space_News_Collection_10_06_2026.docx
+++ b/Space_News_Collection_10_06_2026.docx
@@ -244,7 +244,7 @@
           <w:b/>
           <w:sz w:val="26"/>
         </w:rPr>
-        <w:t>2. Isro's Bahubali LVM3 that launched Chandrayaan-3 to be handed to private sector - India Today</w:t>
+        <w:t>2. Govt says ISRO has developed &amp; operationalised wide range of space-based applications to benefit society - News On AIR</w:t>
       </w:r>
     </w:p>
     <w:p>
@@ -253,6 +253,55 @@
         <w:jc w:val="left"/>
       </w:pPr>
       <w:hyperlink r:id="rId14">
+        <w:r>
+          <w:rPr>
+            <w:color w:val="0000FF"/>
+            <w:u w:val="single"/>
+          </w:rPr>
+          <w:t>Read more</w:t>
+        </w:r>
+      </w:hyperlink>
+    </w:p>
+    <w:p>
+      <w:pPr>
+        <w:spacing w:after="120" w:line="276" w:lineRule="auto"/>
+        <w:jc w:val="both"/>
+      </w:pPr>
+      <w:r>
+        <w:rPr>
+          <w:rFonts w:ascii="Times New Roman" w:hAnsi="Times New Roman"/>
+          <w:sz w:val="24"/>
+        </w:rPr>
+        <w:t>The Government has said that the Indian Space Research Organisation (ISRO) has developed and operationalised a wide range of space-based applications to benefit all sections of society, including the welfare of the Scheduled Caste community. Science and Technology Minister Dr. Jitendra Singh informed this in a written reply in the Lok Sabha today. The Minister said that key space application areas include satellite-based Potential Fishing Zone (PFZ) advisories, crop acreage and production forecasting, agrometeorological advisories for farmers, crop insurance support, geospatial support for flagship government programmes, tele-education, telemedicine, the Vessel Communication and Support System, and disaster management support. Mr. Singh noted that ISRO has established robust awareness and capacity-building programmes to promote the use of space technology for societal, governance, and disaster management purposes, enabling decision-makers to operate effectively at the grassroots level. He added that these initiatives are designed to be inclusive and accessible to targeted beneficiaries across the country. The Minister further said that the benefits of Earth observation, satellite communication, and navigation applications, particularly in terms of improved connectivity and navigation services, are reaching SC farmers, students, and disaster-prone regions within satellite coverage areas. He also highlighted that the Department has undertaken several measures to ensure the inclusive use of space technology, including the implementation of flagship initiatives such as Digital India, the BharatNet Programme, the Vessel Communication and Support System (VCSS) under the Pradhan Mantri Matsya Sampada Yojana (PMMSY), and the PM e-VIDYA scheme for tele-education.</w:t>
+      </w:r>
+    </w:p>
+    <w:p>
+      <w:pPr>
+        <w:pBdr>
+          <w:bottom w:val="single" w:sz="6" w:space="6" w:color="A6A6A6"/>
+        </w:pBdr>
+      </w:pPr>
+    </w:p>
+    <w:p/>
+    <w:p>
+      <w:pPr>
+        <w:spacing w:after="60"/>
+      </w:pPr>
+      <w:r>
+        <w:rPr>
+          <w:rFonts w:ascii="Times New Roman" w:hAnsi="Times New Roman"/>
+          <w:b/>
+          <w:sz w:val="26"/>
+        </w:rPr>
+        <w:t>3. Isro's Bahubali LVM3 that launched Chandrayaan-3 to be handed to private sector - India Today</w:t>
+      </w:r>
+    </w:p>
+    <w:p>
+      <w:pPr>
+        <w:spacing w:after="80"/>
+        <w:jc w:val="left"/>
+      </w:pPr>
+      <w:hyperlink r:id="rId15">
         <w:r>
           <w:rPr>
             <w:color w:val="0000FF"/>
@@ -283,7 +332,7 @@
                     <pic:cNvPicPr/>
                   </pic:nvPicPr>
                   <pic:blipFill>
-                    <a:blip r:embed="rId15"/>
+                    <a:blip r:embed="rId16"/>
                     <a:stretch>
                       <a:fillRect/>
                     </a:stretch>
@@ -333,7 +382,7 @@
           <w:b/>
           <w:sz w:val="26"/>
         </w:rPr>
-        <w:t>3. Indian corporates set to build ISRO's 'Bahubali' rockets - Fortune India</w:t>
+        <w:t>4. Indian corporates set to build ISRO's 'Bahubali' rockets - Fortune India</w:t>
       </w:r>
     </w:p>
     <w:p>
@@ -341,7 +390,7 @@
         <w:spacing w:after="80"/>
         <w:jc w:val="left"/>
       </w:pPr>
-      <w:hyperlink r:id="rId16">
+      <w:hyperlink r:id="rId17">
         <w:r>
           <w:rPr>
             <w:color w:val="0000FF"/>
@@ -372,7 +421,7 @@
                     <pic:cNvPicPr/>
                   </pic:nvPicPr>
                   <pic:blipFill>
-                    <a:blip r:embed="rId17"/>
+                    <a:blip r:embed="rId18"/>
                     <a:stretch>
                       <a:fillRect/>
                     </a:stretch>
@@ -422,7 +471,7 @@
           <w:b/>
           <w:sz w:val="26"/>
         </w:rPr>
-        <w:t>4. ISRO to launch PSLV-C62 mission on January 12 from Sriharikota - The News Mill</w:t>
+        <w:t>5. ISRO to launch PSLV-C62 mission on January 12 from Sriharikota - The News Mill</w:t>
       </w:r>
     </w:p>
     <w:p>
@@ -430,7 +479,7 @@
         <w:spacing w:after="80"/>
         <w:jc w:val="left"/>
       </w:pPr>
-      <w:hyperlink r:id="rId18">
+      <w:hyperlink r:id="rId19">
         <w:r>
           <w:rPr>
             <w:color w:val="0000FF"/>
@@ -461,7 +510,7 @@
                     <pic:cNvPicPr/>
                   </pic:nvPicPr>
                   <pic:blipFill>
-                    <a:blip r:embed="rId19"/>
+                    <a:blip r:embed="rId20"/>
                     <a:stretch>
                       <a:fillRect/>
                     </a:stretch>
@@ -511,7 +560,7 @@
           <w:b/>
           <w:sz w:val="26"/>
         </w:rPr>
-        <w:t>5. IN-SPACe invites private sector interest for transfer of ISRO's LVM3 rocket technology - BusinessLine</w:t>
+        <w:t>6. IN-SPACe invites private sector interest for transfer of ISRO's LVM3 rocket technology - BusinessLine</w:t>
       </w:r>
     </w:p>
     <w:p>
@@ -519,7 +568,7 @@
         <w:spacing w:after="80"/>
         <w:jc w:val="left"/>
       </w:pPr>
-      <w:hyperlink r:id="rId20">
+      <w:hyperlink r:id="rId21">
         <w:r>
           <w:rPr>
             <w:color w:val="0000FF"/>
@@ -546,55 +595,6 @@
           <w:sz w:val="24"/>
         </w:rPr>
         <w:t>In a significant development, private players can now take up production of India's largest rocket. In a move that will help Indian companies develop capabilities in heavy-lift launch vehicle production, space industry body Indian National Space Promotion and Authorization Centre (IN-SPACe) has invited Expression of Interest (EOIs) from the private sector for Transfer of Technology (ToT) of ISRO's Launch Vehicle Mark-3 (LVM3). The move becomes significant as it comes on the heels of a similar EOI issued for technology transfer of PSLV last month, and it points to a strategy to let ISRO focus its efforts on advanced R&amp;D and critical programmes such as Gaganyaan and other interplanetary missions, while the private sector players take a larger role in operational and commercial space activities.</w:t>
-      </w:r>
-    </w:p>
-    <w:p>
-      <w:pPr>
-        <w:pBdr>
-          <w:bottom w:val="single" w:sz="6" w:space="6" w:color="A6A6A6"/>
-        </w:pBdr>
-      </w:pPr>
-    </w:p>
-    <w:p/>
-    <w:p>
-      <w:pPr>
-        <w:spacing w:after="60"/>
-      </w:pPr>
-      <w:r>
-        <w:rPr>
-          <w:rFonts w:ascii="Times New Roman" w:hAnsi="Times New Roman"/>
-          <w:b/>
-          <w:sz w:val="26"/>
-        </w:rPr>
-        <w:t>6. WSJ Opinion: NRSC Chair Tim Scott Handicaps the Senate Midterm Map - WSJ</w:t>
-      </w:r>
-    </w:p>
-    <w:p>
-      <w:pPr>
-        <w:spacing w:after="80"/>
-        <w:jc w:val="left"/>
-      </w:pPr>
-      <w:hyperlink r:id="rId21">
-        <w:r>
-          <w:rPr>
-            <w:color w:val="0000FF"/>
-            <w:u w:val="single"/>
-          </w:rPr>
-          <w:t>Read more</w:t>
-        </w:r>
-      </w:hyperlink>
-    </w:p>
-    <w:p>
-      <w:pPr>
-        <w:spacing w:after="120" w:line="276" w:lineRule="auto"/>
-        <w:jc w:val="both"/>
-      </w:pPr>
-      <w:r>
-        <w:rPr>
-          <w:rFonts w:ascii="Times New Roman" w:hAnsi="Times New Roman"/>
-          <w:sz w:val="24"/>
-        </w:rPr>
-        <w:t>WSJ Opinion: NRSC Chair Tim Scott Handicaps the Senate Midterm Map WSJ</w:t>
       </w:r>
     </w:p>
     <w:p>

--- a/Space_News_Collection_10_06_2026.docx
+++ b/Space_News_Collection_10_06_2026.docx
@@ -155,7 +155,7 @@
           <w:b/>
           <w:sz w:val="26"/>
         </w:rPr>
-        <w:t>1. Project Ganga to become new foundation of digital prosperity in Uttar Pradesh: CM Yogi Adityanath</w:t>
+        <w:t>1. Jakson Solar launches 'Solar on Wheels' campaign in Lucknow to boost rooftop solar adoption</w:t>
       </w:r>
     </w:p>
     <w:p>
@@ -223,6 +223,95 @@
           <w:rFonts w:ascii="Times New Roman" w:hAnsi="Times New Roman"/>
           <w:sz w:val="24"/>
         </w:rPr>
+        <w:t>- Policy - 1 min read Month-long initiative will educate households and businesses on rooftop solar systems, subsidies and long-term cost savings across Lucknow and nearby regions. ETGovernment Desk - ETGovernment - Published On Jun 10, 2026 at 04:33 PM IST Copy Link Share on WhatsApp Share on Linkedin Share on X Share on Telegram Share on Facebook The launch event was attended by Sudhanshu Pokhriyal, CEO, JAKSON Distributed Energy; Pankaj Singh, Secretary, UPNEDA; Mahendra Singh Yadav, National Retail Head, JAKSON Solar; and Pritesh Kumar Srivastava, State Head - Uttar Pradesh, JAKSON Solar. Jakson Solar , the distributed energy arm of Jakson Group, on Wednesday said it has launched a month-long ' Solar on Wheels ' awareness campaign in Lucknow aimed at promoting rooftop solar adoption among households, businesses and local communities across Uttar Pradesh. According to the official press release, as part of the programme, a specially designed mobile awareness vehicle equipped with educational displays, product demonstrations and informational material will travel across Lucknow and nearby regions over the next month, engaging directly with residents and businesses. Advt It added that the campaign was flagged off from the Uttar Pradesh New and Renewable Energy Development Agency (UPNEDA) office in Lucknow by senior officials from UPNEDA and JAKSON Solar. The initiative seeks to increase consumer awareness around rooftop solar systems , government subsidy schemes , installation processes and the long-term financial benefits of solar energy. The launch event was attended by Sudhanshu Pokhriyal, CEO, JAKSON Distributed Energy; Pankaj Singh, Secretary, UPNEDA; Mahendra Singh Yadav, National Retail Head, JAKSON Solar; and Pritesh Kumar Srivastava, State Head - Uttar Pradesh, JAKSON Solar. Pokhriyal said that rooftop solar is expected to play an important role in India's clean energy transition , but consumer awareness remains a key factor in driving adoption. "Through the 'Solar on Wheels' initiative, we are taking solar education closer to consumers and helping them make informed decisions about clean energy solutions. Uttar Pradesh remains an important market for us, and this campaign reflects our commitment to expanding access to sustainable energy," he added. The campaign comes amid growing policy support for distributed renewable energy and increasing consumer interest in reducing power costs through rooftop solar systems. Industry stakeholders believe awareness-led initiatives can help bridge information gaps and accelerate adoption, particularly in Tier-II and Tier-III markets. ETGovernment Desk , --&gt; - By - See more on: - Jakson Solar , - Solar on Wheels , - clean energy transition , - rooftop solar adoption , - rooftop solar systems , - government subsidy schemes , - solar education Telegram Facebook Comments What are your thoughts? Comment Now --&gt; Comment Now Read Comment (1) All Comments By commenting, you agree to the Prohibited Content Policy Post Find this Comment Offensive? Choose your reason below and click on the submit button. This will alert our moderators to take actions REASONS FOR REPORTING Foul Language Defamatory Inciting hatred against a certain community Out of Context / Spam Others Report Join the community of 2M+ industry professionals. Subscribe to Newsletter to get latest insights &amp; analysis in your inbox. All about ETGovernment industry right on your smartphone! - Download the ETGovernment App and get the Realtime updates and Save your favourite articles. Scan to download App --&gt;</w:t>
+      </w:r>
+    </w:p>
+    <w:p>
+      <w:pPr>
+        <w:pBdr>
+          <w:bottom w:val="single" w:sz="6" w:space="6" w:color="A6A6A6"/>
+        </w:pBdr>
+      </w:pPr>
+    </w:p>
+    <w:p/>
+    <w:p>
+      <w:pPr>
+        <w:spacing w:after="60"/>
+      </w:pPr>
+      <w:r>
+        <w:rPr>
+          <w:rFonts w:ascii="Times New Roman" w:hAnsi="Times New Roman"/>
+          <w:b/>
+          <w:sz w:val="26"/>
+        </w:rPr>
+        <w:t>2. Project Ganga to become new foundation of digital prosperity in Uttar Pradesh: CM Yogi Adityanath</w:t>
+      </w:r>
+    </w:p>
+    <w:p>
+      <w:pPr>
+        <w:spacing w:after="80"/>
+        <w:jc w:val="left"/>
+      </w:pPr>
+      <w:hyperlink r:id="rId14">
+        <w:r>
+          <w:rPr>
+            <w:color w:val="0000FF"/>
+            <w:u w:val="single"/>
+          </w:rPr>
+          <w:t>Read more</w:t>
+        </w:r>
+      </w:hyperlink>
+    </w:p>
+    <w:p>
+      <w:pPr>
+        <w:spacing w:after="120"/>
+        <w:jc w:val="center"/>
+      </w:pPr>
+      <w:r>
+        <w:drawing>
+          <wp:inline xmlns:a="http://schemas.openxmlformats.org/drawingml/2006/main" xmlns:pic="http://schemas.openxmlformats.org/drawingml/2006/picture">
+            <wp:extent cx="4389120" cy="4389120"/>
+            <wp:docPr id="4" name="Picture 4"/>
+            <wp:cNvGraphicFramePr>
+              <a:graphicFrameLocks noChangeAspect="1"/>
+            </wp:cNvGraphicFramePr>
+            <a:graphic>
+              <a:graphicData uri="http://schemas.openxmlformats.org/drawingml/2006/picture">
+                <pic:pic>
+                  <pic:nvPicPr>
+                    <pic:cNvPr id="0" name="image.png"/>
+                    <pic:cNvPicPr/>
+                  </pic:nvPicPr>
+                  <pic:blipFill>
+                    <a:blip r:embed="rId13"/>
+                    <a:stretch>
+                      <a:fillRect/>
+                    </a:stretch>
+                  </pic:blipFill>
+                  <pic:spPr>
+                    <a:xfrm>
+                      <a:off x="0" y="0"/>
+                      <a:ext cx="4389120" cy="4389120"/>
+                    </a:xfrm>
+                    <a:prstGeom prst="rect"/>
+                  </pic:spPr>
+                </pic:pic>
+              </a:graphicData>
+            </a:graphic>
+          </wp:inline>
+        </w:drawing>
+      </w:r>
+    </w:p>
+    <w:p>
+      <w:pPr>
+        <w:spacing w:after="120" w:line="276" w:lineRule="auto"/>
+        <w:jc w:val="both"/>
+      </w:pPr>
+      <w:r>
+        <w:rPr>
+          <w:rFonts w:ascii="Times New Roman" w:hAnsi="Times New Roman"/>
+          <w:sz w:val="24"/>
+        </w:rPr>
         <w:t>- Governance - 4 min read Initiative aims to create over 1 lakh jobs and build a network of digital entrepreneurs as the state expands connectivity across villages. ETGovernment Desk - ETGovernment - Published On Jun 10, 2026 at 11:44 AM IST Copy Link Share on WhatsApp Share on Linkedin Share on X Share on Telegram Share on Facebook Adityanath outlined the project's long-term vision, stating that after its initial rollout in 21 districts, the network should eventually cover all 57,000 gram panchayats and nearly 8,000 Nyaya Panchayats across the state. Uttar Pradesh Chief Minister Yogi Adityanath on Tuesday launched Project Ganga , an ambitious rural broadband initiative aimed at accelerating digital inclusion , expanding access to public services, and generating large-scale employment opportunities across the state. According to the official press release, the project seeks to provide high-speed internet connectivity to nearly 20 lakh rural households, develop a network of 8,000-10,000 digital service providers (DSPs), and create more than one lakh direct and indirect employment opportunities. The first phase will be rolled out across 21 districts. Advt Describing broadband connectivity as a key driver of economic development, Adityanath said Project Ganga would serve as Uttar Pradesh's new "Digital Expressway" and become the foundation for the state's next phase of digital transformation. "Broadband connectivity has become a basic necessity in today's era. The faster the internet speed, the faster the pace of development. Project Ganga is an important initiative towards realising Prime Minister Narendra Modi's vision of Digital India," the Chief Minister said at the launch event. Drawing a parallel with the river Ganga's historical role in driving prosperity, Adityanath said the initiative would bring digital opportunities to villages and lay the groundwork for social and economic transformation in rural Uttar Pradesh. The project is expected to strengthen access to digital education, telemedicine, e-governance, skill development, cybersecurity services, public Wi-Fi and smart agriculture solutions, while helping bridge the digital divide between urban and rural regions. The Chief Minister noted that technology-led initiatives introduced by the state over the past nine years - including e-Office, Direct Benefit Transfer (DBT), BC Sakhi and Gram Sachivalaya programmes - have improved governance delivery and expanded digital empowerment. Project Ganga, he said, represents the next stage of that journey. Adityanath also outlined the project's long-term vision, stating that after its initial rollout in 21 districts, the network should eventually cover all 57,000 gram panchayats and nearly 8,000 Nyaya Panchayats across the state. "Our objective is not merely to provide internet connectivity but to create self-reliant youth and digital entrepreneurs who can participate in the digital economy and generate employment within their communities," he said. The Chief Minister added that selected participants under the programme would be eligible for interest-free loans of up to ₹5 lakh under the Mukhyamantri Yuva Udyami Yojana, enabling them to establish digital service enterprises in rural areas. Hinduja Group joins as implementation partner The project is being supported by OneOTT Intertainment, the broadband arm of the Hinduja Group, which will serve as the initiative's knowledge partner and implementation enabler. Sunil Kumar Chaddha, Group President - Corporate Affairs, Hinduja Group, said Uttar Pradesh was the first state to adopt such a model for grassroots digital connectivity and entrepreneurship. He said the group would support the programme on a "no-profit, no-loss" basis and that women would account for nearly 50 per cent of the beneficiaries under the initiative. Focus on rural entrepreneurship Presenting the framework of Project Ganga, Manoj Kumar Singh, Chairman of the State Transformation Commission, described it as more than a broadband expansion programme. "It is a new model of rural digital entrepreneurship. Local youth will be developed as digital service providers who will establish fibre broadband networks and deliver digital services in their respective regions," Singh said. According to the state government, DSPs are expected to earn between ₹20,000 and ₹1 lakh per month, depending on subscriber growth and service adoption. Internet packages under the model are expected to be priced between ₹350 and ₹390 per month. Singh said the estimated project cost at the gram panchayat level would be ₹5.53 lakh, of which ₹5 lakh would be financed through an interest-free loan under the Mukhyamantri Yuva Udyami Yojana. Entrepreneurs would be required to contribute about ₹50,000 as margin money. State Finance Minister Suresh Kumar Khanna said widespread access to technology was fundamental to social and economic transformation and would help deepen citizen participation in governance and public service delivery. Information Technology and Electronics Minister Sunil Kumar Sharma described Project Ganga as a strategic investment in Uttar Pradesh's digital future, saying it would open new opportunities for students, farmers, entrepreneurs and young professionals. With its focus on connectivity, entrepreneurship and digital service delivery, Project Ganga is expected to play a key role in advancing Uttar Pradesh's rural digital economy and supporting the state's broader development agenda. ETGovernment Desk , --&gt; - By - See more on: - Project Ganga , - Uttar Pradesh broadband initiative , - rural internet connectivity , - digital entrepreneurship Uttar Pradesh , - digital inclusion Telegram Facebook Comments What are your thoughts? Comment Now --&gt; Comment Now Read Comment (1) All Comments By commenting, you agree to the Prohibited Content Policy Post Find this Comment Offensive? Choose your reason below and click on the submit button. This will alert our moderators to take actions REASONS FOR REPORTING Foul Language Defamatory Inciting hatred against a certain community Out of Context / Spam Others Report Join the community of 2M+ industry professionals. Subscribe to Newsletter to get latest insights &amp; analysis in your inbox. All about ETGovernment industry right on your smartphone! - Download the ETGovernment App and get the Realtime updates and Save your favourite articles. Scan to download App --&gt;</w:t>
       </w:r>
     </w:p>
@@ -244,7 +333,7 @@
           <w:b/>
           <w:sz w:val="26"/>
         </w:rPr>
-        <w:t>2. Govt says ISRO has developed &amp; operationalised wide range of space-based applications to benefit society - News On AIR</w:t>
+        <w:t>3. Govt says ISRO has developed &amp; operationalised wide range of space-based applications to benefit society - News On AIR</w:t>
       </w:r>
     </w:p>
     <w:p>
@@ -252,7 +341,7 @@
         <w:spacing w:after="80"/>
         <w:jc w:val="left"/>
       </w:pPr>
-      <w:hyperlink r:id="rId14">
+      <w:hyperlink r:id="rId15">
         <w:r>
           <w:rPr>
             <w:color w:val="0000FF"/>
@@ -293,7 +382,7 @@
           <w:b/>
           <w:sz w:val="26"/>
         </w:rPr>
-        <w:t>3. Isro's Bahubali LVM3 that launched Chandrayaan-3 to be handed to private sector - India Today</w:t>
+        <w:t>4. Isro's Bahubali LVM3 that launched Chandrayaan-3 to be handed to private sector - India Today</w:t>
       </w:r>
     </w:p>
     <w:p>
@@ -301,7 +390,7 @@
         <w:spacing w:after="80"/>
         <w:jc w:val="left"/>
       </w:pPr>
-      <w:hyperlink r:id="rId15">
+      <w:hyperlink r:id="rId16">
         <w:r>
           <w:rPr>
             <w:color w:val="0000FF"/>
@@ -320,7 +409,7 @@
         <w:drawing>
           <wp:inline xmlns:a="http://schemas.openxmlformats.org/drawingml/2006/main" xmlns:pic="http://schemas.openxmlformats.org/drawingml/2006/picture">
             <wp:extent cx="4389120" cy="2468880"/>
-            <wp:docPr id="4" name="Picture 4"/>
+            <wp:docPr id="5" name="Picture 5"/>
             <wp:cNvGraphicFramePr>
               <a:graphicFrameLocks noChangeAspect="1"/>
             </wp:cNvGraphicFramePr>
@@ -332,7 +421,7 @@
                     <pic:cNvPicPr/>
                   </pic:nvPicPr>
                   <pic:blipFill>
-                    <a:blip r:embed="rId16"/>
+                    <a:blip r:embed="rId17"/>
                     <a:stretch>
                       <a:fillRect/>
                     </a:stretch>
@@ -382,7 +471,7 @@
           <w:b/>
           <w:sz w:val="26"/>
         </w:rPr>
-        <w:t>4. Indian corporates set to build ISRO's 'Bahubali' rockets - Fortune India</w:t>
+        <w:t>5. Jitendra Singh congratulates ISRO for successful completion of IADT-02 for Gaganyaan Mission - DD News</w:t>
       </w:r>
     </w:p>
     <w:p>
@@ -390,7 +479,56 @@
         <w:spacing w:after="80"/>
         <w:jc w:val="left"/>
       </w:pPr>
-      <w:hyperlink r:id="rId17">
+      <w:hyperlink r:id="rId18">
+        <w:r>
+          <w:rPr>
+            <w:color w:val="0000FF"/>
+            <w:u w:val="single"/>
+          </w:rPr>
+          <w:t>Read more</w:t>
+        </w:r>
+      </w:hyperlink>
+    </w:p>
+    <w:p>
+      <w:pPr>
+        <w:spacing w:after="120" w:line="276" w:lineRule="auto"/>
+        <w:jc w:val="both"/>
+      </w:pPr>
+      <w:r>
+        <w:rPr>
+          <w:rFonts w:ascii="Times New Roman" w:hAnsi="Times New Roman"/>
+          <w:sz w:val="24"/>
+        </w:rPr>
+        <w:t>Union Minister Dr Jitendra Singh on Friday congratulated Indian Space Research Organisation (ISRO) for the successful completion of the Second Integrated Air Drop Test (IADT-02) for Gaganyaan, India's first human spaceflight mission scheduled for launch in 2027. He described the achievement as a significant milestone in preparing for the ambitious mission. Taking to social media platform X, Singh wrote, "Congratulations ISRO for the successful accomplishment of Second Integrated Air Drop Test (IADT-02) for Gaganyaan, India's first Human Space flight scheduled next year." He further noted, "The second Integrated Air Drop Test (IADT-02) was successfully conducted at Satish Dhawan Space Station, Sriharikota. This marks an important milestone towards the readiness for the Gaganyaan mission." India's first human spaceflight will be launched from Sriharikota in 2027. Although the mission has faced multiple delays due to its technological complexity, India has been developing the capabilities indigenously. Notably, such critical spaceflight technologies are closely guarded, and no country shares them. The government has allocated approximately Rs 10,000 crore for the Gaganyaan programme. The mission is now in its final phase, with the first crewed flight expected in the first quarter of 2027. Earlier, on April 8, ISRO Chairman V. Narayanan stated that all preparations for the uncrewed Gaganyaan missions are progressing smoothly. Speaking at the inaugural session of the 2nd International Conference on Smart Spacecraft Mission Operations, he said, "We are meeting just before the first uncrewed Gaganyaan mission. This is no ordinary mission but a crucial one for India. There will be three uncrewed missions before the final crewed launch. All activities for the first mission are progressing well, though challenges remain." The conference was also attended by former ISRO chiefs A.S. Kiran Kumar and S. Somanath, along with ISRO centre directors, students, and representatives from space startups. Meanwhile, India's human spaceflight preparations advanced further on April 4, as four selected astronauts began a high-altitude experiment in Ladakh under the "Mission Mitra" (Mapping of Interoperable Traits and Reliability Assessment). The programme aims to evaluate human performance in extreme environments. The astronauts, including Group Captain Shubhnashu Shukla and P. Balakrishnan Nair, arrived in Leh earlier this week for acclimatisation. The mission is supported by a multidisciplinary team of scientists, engineers, medical experts, and psychologists, marking another crucial step in India's journey towards human space exploration. -IANS</w:t>
+      </w:r>
+    </w:p>
+    <w:p>
+      <w:pPr>
+        <w:pBdr>
+          <w:bottom w:val="single" w:sz="6" w:space="6" w:color="A6A6A6"/>
+        </w:pBdr>
+      </w:pPr>
+    </w:p>
+    <w:p/>
+    <w:p>
+      <w:pPr>
+        <w:spacing w:after="60"/>
+      </w:pPr>
+      <w:r>
+        <w:rPr>
+          <w:rFonts w:ascii="Times New Roman" w:hAnsi="Times New Roman"/>
+          <w:b/>
+          <w:sz w:val="26"/>
+        </w:rPr>
+        <w:t>6. Indian corporates set to build ISRO's 'Bahubali' rockets - Fortune India</w:t>
+      </w:r>
+    </w:p>
+    <w:p>
+      <w:pPr>
+        <w:spacing w:after="80"/>
+        <w:jc w:val="left"/>
+      </w:pPr>
+      <w:hyperlink r:id="rId19">
         <w:r>
           <w:rPr>
             <w:color w:val="0000FF"/>
@@ -409,7 +547,7 @@
         <w:drawing>
           <wp:inline xmlns:a="http://schemas.openxmlformats.org/drawingml/2006/main" xmlns:pic="http://schemas.openxmlformats.org/drawingml/2006/picture">
             <wp:extent cx="4389120" cy="2300630"/>
-            <wp:docPr id="5" name="Picture 5"/>
+            <wp:docPr id="6" name="Picture 6"/>
             <wp:cNvGraphicFramePr>
               <a:graphicFrameLocks noChangeAspect="1"/>
             </wp:cNvGraphicFramePr>
@@ -421,7 +559,7 @@
                     <pic:cNvPicPr/>
                   </pic:nvPicPr>
                   <pic:blipFill>
-                    <a:blip r:embed="rId18"/>
+                    <a:blip r:embed="rId20"/>
                     <a:stretch>
                       <a:fillRect/>
                     </a:stretch>
@@ -471,96 +609,7 @@
           <w:b/>
           <w:sz w:val="26"/>
         </w:rPr>
-        <w:t>5. ISRO to launch PSLV-C62 mission on January 12 from Sriharikota - The News Mill</w:t>
-      </w:r>
-    </w:p>
-    <w:p>
-      <w:pPr>
-        <w:spacing w:after="80"/>
-        <w:jc w:val="left"/>
-      </w:pPr>
-      <w:hyperlink r:id="rId19">
-        <w:r>
-          <w:rPr>
-            <w:color w:val="0000FF"/>
-            <w:u w:val="single"/>
-          </w:rPr>
-          <w:t>Read more</w:t>
-        </w:r>
-      </w:hyperlink>
-    </w:p>
-    <w:p>
-      <w:pPr>
-        <w:spacing w:after="120"/>
-        <w:jc w:val="center"/>
-      </w:pPr>
-      <w:r>
-        <w:drawing>
-          <wp:inline xmlns:a="http://schemas.openxmlformats.org/drawingml/2006/main" xmlns:pic="http://schemas.openxmlformats.org/drawingml/2006/picture">
-            <wp:extent cx="4389120" cy="2304288"/>
-            <wp:docPr id="6" name="Picture 6"/>
-            <wp:cNvGraphicFramePr>
-              <a:graphicFrameLocks noChangeAspect="1"/>
-            </wp:cNvGraphicFramePr>
-            <a:graphic>
-              <a:graphicData uri="http://schemas.openxmlformats.org/drawingml/2006/picture">
-                <pic:pic>
-                  <pic:nvPicPr>
-                    <pic:cNvPr id="0" name="image.jpg"/>
-                    <pic:cNvPicPr/>
-                  </pic:nvPicPr>
-                  <pic:blipFill>
-                    <a:blip r:embed="rId20"/>
-                    <a:stretch>
-                      <a:fillRect/>
-                    </a:stretch>
-                  </pic:blipFill>
-                  <pic:spPr>
-                    <a:xfrm>
-                      <a:off x="0" y="0"/>
-                      <a:ext cx="4389120" cy="2304288"/>
-                    </a:xfrm>
-                    <a:prstGeom prst="rect"/>
-                  </pic:spPr>
-                </pic:pic>
-              </a:graphicData>
-            </a:graphic>
-          </wp:inline>
-        </w:drawing>
-      </w:r>
-    </w:p>
-    <w:p>
-      <w:pPr>
-        <w:spacing w:after="120" w:line="276" w:lineRule="auto"/>
-        <w:jc w:val="both"/>
-      </w:pPr>
-      <w:r>
-        <w:rPr>
-          <w:rFonts w:ascii="Times New Roman" w:hAnsi="Times New Roman"/>
-          <w:sz w:val="24"/>
-        </w:rPr>
-        <w:t>The Indian Space Research Organisation (ISRO) will launch its PSLV-C62 mission on January 12 (Monday) at 10:17 AM IST from the First Launch Pad at Satish Dhawan Space Centre (SDSC), Sriharikota. In a post on X on Tuesday, ISRO shared, "The Launch of PSLV-C62 Mission is scheduled on 12 January 2026 at 10:17 hrs IST from First Launch Pad (FLP), SDSC SHAR, Sriharikota." The Launch of PSLV-C62 Mission is scheduled on 12 January 2026 at 10:17 hrs IST from First Launch Pad (FLP), SDSC SHAR, Sriharikota. Public can witness the launch from Launch View Gallery at SDSC SHAR, Sriharikota by registering through online from the following link… - ISRO (@isro) January 6, 2026 On December 24, ISRO successfully launched the BlueBird Block-2 communication satellite for the United States' AST SpaceMobile. The satellite was successfully placed in orbit, and the mission was declared a success. The launch took place from the Satish Dhawan Space Station in Sriharikota, Andhra Pradesh, at 8:55 AM IST. The mission deployed the next-generation communication satellite designed to provide high-speed cellular broadband directly to smartphones worldwide. The BlueBird Block-2 spacecraft would be the heaviest payload to be launched into Low Earth Orbit in the history of the LVM3 rocket. ISRO stated that the LVM3-M6/BlueBird Block-2 Mission is a dedicated commercial mission onboard the LVM3 launch vehicle, which will launch the BlueBird Block-2 communication satellite of AST SpaceMobile, USA. This mission marks the sixth operational flight of LVM3. In this mission, LVM3-M6 will place the BlueBird Block-2 satellite into Low Earth Orbit, which is the largest commercial communications satellite to be deployed in Low Earth Orbit. It will also be the heaviest payload to be launched by LVM3 from Indian soil. LVM3, developed by ISRO, is a three-stage launch vehicle comprising two solid strap-on motors (S200), a liquid core stage (L110), and a cryogenic upper stage (C25). It has a lift-off mass of 640 tonnes, a height of 43.5 meters, and a payload capability of 4,200 kg to Geosynchronous Transfer Orbit (GTO)</w:t>
-      </w:r>
-    </w:p>
-    <w:p>
-      <w:pPr>
-        <w:pBdr>
-          <w:bottom w:val="single" w:sz="6" w:space="6" w:color="A6A6A6"/>
-        </w:pBdr>
-      </w:pPr>
-    </w:p>
-    <w:p/>
-    <w:p>
-      <w:pPr>
-        <w:spacing w:after="60"/>
-      </w:pPr>
-      <w:r>
-        <w:rPr>
-          <w:rFonts w:ascii="Times New Roman" w:hAnsi="Times New Roman"/>
-          <w:b/>
-          <w:sz w:val="26"/>
-        </w:rPr>
-        <w:t>6. IN-SPACe invites private sector interest for transfer of ISRO's LVM3 rocket technology - BusinessLine</w:t>
+        <w:t>7. Artemis III Crew Announced</w:t>
       </w:r>
     </w:p>
     <w:p>
@@ -594,7 +643,7 @@
           <w:rFonts w:ascii="Times New Roman" w:hAnsi="Times New Roman"/>
           <w:sz w:val="24"/>
         </w:rPr>
-        <w:t>In a significant development, private players can now take up production of India's largest rocket. In a move that will help Indian companies develop capabilities in heavy-lift launch vehicle production, space industry body Indian National Space Promotion and Authorization Centre (IN-SPACe) has invited Expression of Interest (EOIs) from the private sector for Transfer of Technology (ToT) of ISRO's Launch Vehicle Mark-3 (LVM3). The move becomes significant as it comes on the heels of a similar EOI issued for technology transfer of PSLV last month, and it points to a strategy to let ISRO focus its efforts on advanced R&amp;D and critical programmes such as Gaganyaan and other interplanetary missions, while the private sector players take a larger role in operational and commercial space activities.</w:t>
+        <w:t>NASA/Robert Markowitz NASA astronaut Andre Douglas, ESA (European Space Agency) astronaut Luca Parmitano, and NASA astronauts Randy Bresnik and Frank Rubio take a photo together on June 9, 2026. The four were announced as the Artemis III crew. NASA's Artemis III mission in low Earth orbit will test integrated operations between the Orion spacecraft and one or both commercial landers from SpaceX and Blue Origin respectively. Learn more about the next Artemis mission and the crew. Image credit: NASA/Robert Markowitz</w:t>
       </w:r>
     </w:p>
     <w:p>
@@ -615,7 +664,7 @@
           <w:b/>
           <w:sz w:val="26"/>
         </w:rPr>
-        <w:t>7. NASA reveals Artemis 3 astronaut crew</w:t>
+        <w:t>8. La NASA avanza hacia la misión Artemis III en 2027 y anuncia a su tripulación</w:t>
       </w:r>
     </w:p>
     <w:p>
@@ -635,13 +684,123 @@
     </w:p>
     <w:p>
       <w:pPr>
+        <w:jc w:val="center"/>
+      </w:pPr>
+      <w:r/>
+    </w:p>
+    <w:p>
+      <w:pPr>
+        <w:spacing w:after="120" w:line="276" w:lineRule="auto"/>
+        <w:jc w:val="both"/>
+      </w:pPr>
+      <w:r>
+        <w:rPr>
+          <w:rFonts w:ascii="Times New Roman" w:hAnsi="Times New Roman"/>
+          <w:sz w:val="24"/>
+        </w:rPr>
+        <w:t>12 min read María José Viñas Jun 09, 2026 RELEASE 26-048 NASA Headquarters La tripulación de Artemis III posa para una foto oficial en sus trajes espaciales naranjas (de izquierda a derecha: Andre Douglas, Luca Parmitano, Randy Bresnik y Frank Rubio). Crédito: NASA/Bill Stafford Read this release in English here . La NASA dio el martes otro paso hacia una de las misiones tripuladas más complejas de la historia reciente al ofrecer nuevos detalles sobre Artemis III y anunciar a los cuatro miembros principales de la tripulación y a un suplente para este vuelo de prueba. En 2027, la misión llevará a cabo una serie de exigentes pruebas cerca de la Tierra que son esenciales para Artemis IV, la primera misión tripulada al Polo Sur lunar, prevista para 2028. En la misión Artemis III, el cohete SLS (por las siglas en inglés de Sistema de Lanzamiento Espacial) de la agencia lanzará la nave espacial Orion y a su tripulación desde el Centro Espacial Kennedy de la NASA, en Florida, a la órbita terrestre baja. Tras las verificaciones de los sistemas de Orion, la nave espacial demostrará por primera vez sus capacidades de encuentro y acoplamiento con versiones de prueba de uno o ambos sistemas comerciales estadounidenses de aterrizaje humano, que están siendo desarrollados por Blue Origin y SpaceX. Esta misión, cuidadosamente coreografiada, incluye una espectacular campaña de múltiples lanzamientos de los cohetes más potentes del mundo y pondrá a prueba el equipamiento integrado entre Orion y los módulos de aterrizaje, así como las interfaces de los sistemas, el software, la propulsión y las comunicaciones. Los astronautas asignados a la tripulación son los siguientes: - el astronauta de la NASA Randy Bresnik , comandante - el astronauta de la ESA (Agencia Espacial Europea) Luca Parmitano , piloto - el astronauta de la NASA Andre Douglas , especialista de misión - el astronauta de la NASA Frank Rubio , especialista de misión Durante el evento del martes, el astronauta de la NASA Bob Hines fue nombrado miembro suplente de la tripulación. La tripulación comenzará a entrenarse de inmediato en los sistemas de la nave espacial Orion y también colaborará en el desarrollo y las operaciones de las versiones de prueba de los módulos de aterrizaje de Blue Origin y SpaceX. "Hoy damos otro paso audaz en el regreso de la humanidad a la Luna, basándonos en los extraordinarios cimientos sentados por los astronautas de Artemis II", dijo el administrador de la NASA, Jared Isaacman. "Sus logros reavivaron el entusiasmo mundial por la exploración, y ahora le pasan la antorcha al equipo de Artemis III: Randy, Luca, Frank y Andre. Artemis III demostrará el poder de la innovación estadounidense y la colaboración internacional mientras ponemos a prueba operaciones complejas de encuentro y acoplamiento, y avanzamos las tecnologías que algún día nos llevarán más adentro del sistema solar. Esta misión requerirá la coordinación más impresionante de lanzamientos de cohetes de carga pesada de la historia, aprovechando el talento y las capacidades de equipos de todo el ámbito gubernamental y de la comunidad de vuelos espaciales. Los astronautas de Artemis III, junto con la ESA y nuestros socios internacionales, y las decenas de miles de las personas más brillantes y capaces de la agencia y la industria, están dando inicio a una nueva edad dorada de la exploración, impulsando las esperanzas y los sueños de la próxima generación, así como los astronautas del programa Apolo lo hicieron por tantos de nosotros". Esta también es la primera vez que se asigna a un astronauta de la ESA a una misión de Artemis. "Artemis III ampliará los límites de las operaciones de naves espaciales en órbita. La asignación de Luca como piloto refleja la profundidad de la experiencia europea en los vuelos espaciales tripulados y se basa en su amplia experiencia operativa en situaciones de alta presión", dijo Josef Aschbacher, director general de la ESA. "Al mismo tiempo, el Módulo de Servicio Europeo de la ESA volverá a aportar las capacidades fundamentales que proporcionan energía a Orion, lo que demuestra la presencia duradera de Europa en el corazón mismo del programa Artemis. La noticia que hoy llega desde Houston es un poderoso reconocimiento del papel de la ESA al hacer posible el regreso de la humanidad a la Luna, y un avance clave en nuestra colaboración con la NASA. Los europeos pueden enorgullecerse de formar parte de este apasionante viaje". Avances de la misión La NASA y sus socios están avanzando en los preparativos para el vuelo de prueba. Este verano boreal, los equipos de ingeniería conectarán el módulo de la tripulación y el módulo de servicio de Orion, e integrarán el sistema de acoplamiento de la nave espacial, que volará por primera vez. Continúan las pruebas del escudo térmico, ya que cada uno de los bloques ha sido sometido a inspecciones ultrasónicas y se ha instalado en la estructura del escudo térmico. El procesamiento del cohete también está muy avanzado. Los técnicos de SLS están integrando la sección del motor con el resto de la etapa central antes de instalar los cuatro motores RS-25 este verano boreal. Con todos los segmentos de los propulsores sólidos del cohete ya en el centro Kennedy de la NASA y el acondicionamiento del lanzador móvil avanzando según lo previsto, también se prevé que el apilamiento del cohete comience este verano. La NASA continúa con el diseño y la fabricación de un segmento espaciador que reemplazará la etapa superior en Artemis III. Blue Origin está desarrollando una versión tripulada de su módulo de aterrizaje lunar Blue Moon, mientras que SpaceX está desarrollando una versión de módulo de aterrizaje lunar tripulado de su nave Starship. Ambas empresas están construyendo unidades de prueba para Artemis III. La NASA brinda apoyo directo a ambos proveedores de módulos de aterrizaje durante el diseño, el desarrollo, las pruebas y la evaluación, lo que incluye compartir la experiencia y las capacidades de la agencia obtenidas en misiones anteriores. Durante el evento, la NASA ofreció actualizaciones de la agencia y de ambos socios comerciales, así como detalles sobre las operaciones previstas para Artemis III, las cuales respaldarán una mayor cadencia de misiones, aumentarán la producción e impulsarán mejoras en la cadena de suministro del programa Artemis. La misión Artemis III se basa en el exitoso vuelo de Artemis II, que se completó en abril, y ayudará a la agencia a prepararse para enviar a los primeros astronautas, estadounidenses, a Marte. Artemis III contempla el lanzamiento en rápida sucesión de los cohetes más potentes del mundo. El módulo de aterrizaje de exploración ( pathfinder ) de Blue Origin, que puede permanecer en órbita durante varias semanas, se lanzará primero y esperará a la tripulación. La NASA usará el cohete SLS para enviar a los astronautas a bordo de Orion a orbitar la Tierra, antes de un encuentro en el espacio con la unidad de prueba del módulo de aterrizaje de la empresa, con la cual Orion permanecerá acoplada durante unos dos días para llevar a cabo pruebas y demostraciones tecnológicas, incluido el ingreso al módulo de aterrizaje. Tras completar las operaciones acoplada con Blue Origin, Orion se separará y esperará a Starship. El módulo de exploración Starship de SpaceX se lanzará y se encontrará con Orion para pasar aproximadamente un día acoplados para verificaciones y pruebas. Después de eso, Orion y su tripulación se desacoplarán y regresarán a casa, amerizando de manera segura en el océano Pacífico, donde un equipo de la Marina de Estados Unidos y la NASA recuperará a los astronautas. En total, se prevé que la tripulación permanezca en el espacio durante unas dos semanas. La duración exacta de la misión se determinará en tiempo real en función de las operaciones de lanzamiento, encuentro y acoplamiento. Más información sobre los miembros de la tripulación de Artemis III Esta será la tercera misión espacial de Bresnik, quien fue lanzado a bordo del trasbordador espacial Atlantis en la misión STS-129 a la Estación Espacial Internacional en 2009. Posteriormente, viajó a la estación espacial en la nave espacial Soyuz MS-05 desde el Cosmódromo de Baikonur, en Kazajistán, y se desempeñó como ingeniero de vuelo en la Expedición 52 y como comandante de la Expedición 53 de la estación. Originario de California, se graduó en The Citadel con un título en matemáticas y fue seleccionado por la NASA en la promoción de candidatos a astronautas de 2004. Coronel retirado del Cuerpo de Marines de Estados Unidos, ha acumulado más de 7.000 horas de vuelo en 95 tipos de aeronaves y es miembro de la Sociedad de Pilotos de Pruebas Experimentales. Desde 2018, se ha desempeñado como asistente del jefe de la Oficina de Astronautas para asuntos de exploración, supervisando el desarrollo y las pruebas de la nave espacial y los sistemas que operarán durante las misiones de Artemis. Artemis III también será el tercer vuelo espacial de Parmitano. Seleccionado por la ESA como astronauta en 2009, primero se desempeñó como ingeniero de vuelo en la primera misión de larga duración de la Agencia Espacial Italiana (ASI, por sus siglas en italiano) a la estación espacial, despegando en una nave Soyuz desde Baikonur en 2013. Regresó al laboratorio orbital en 2019 a bordo de Soyuz MS-13 para su segunda misión, durante la cual ejerció de comandante de la Expedición 61 y se convirtió en el tercer europeo, y el primer italiano, en comandar la estación. Parmitano obtuvo una licenciatura en ciencias políticas en la Universidad de Nápoles Federico II y una maestría en ingeniería de pruebas de vuelo experimentales en el Instituto Superior de la Aeronáutica y del Espacio en Toulouse, Francia. Graduado de la Academia de la Fuerza Aérea Italiana, se convirtió en piloto de pruebas en 2007 y fue ascendido a coronel en 2019. Ha acumulado más de 2.000 horas de vuelo en 40 tipos de aeronaves. Este será el segundo viaje al espacio de Rubio, quien fue lanzado a bordo de la nave espacial Soyuz MS-22 desde Baikonur a la estación espacial el 21 de septiembre de 2022 y regresó el 27 de septiembre de 2023, batiendo el récord del vuelo espacial individual más largo realizado por un astronauta estadounidense, con 371 días en órbita. Rubio fue seleccionado por la NASA en la promoción de candidatos a astronautas de 2017. Originario de Florida, se graduó en la Academia Militar de Estados Unidos en 1998, obtuvo un doctorado en medicina en la Universidad de Servicios Uniformados de las Ciencias de la Salud en 2010 y ha servido durante más de 28 años en el Ejército de Estados Unidos como aviador, médico y astronauta. La misión es el primer vuelo espacial de Douglas. Fue seleccionado por la NASA en la promoción de candidatos a astronautas de 2021 y anteriormente se desempeñó como miembro suplente y de la tripulación de cierre de la misión Artemis II de la agencia. Originario de Virginia, Douglas obtuvo una licenciatura en ingeniería mecánica en la Academia de la Guardia Costera de Estados Unidos y cuatro títulos de posgrado en distintas instituciones, entre ellos un doctorado en ingeniería de sistemas de la Universidad George Washington. Durante su tiempo en la Guardia Costera, llevó a cabo operaciones de búsqueda y rescate, salvamento marítimo e interdicción de drogas. Además, su trabajo en el Laboratorio de Física Aplicada de la Universidad Johns Hopkins incluyó el diseño y la prueba de vehículos autónomos multidominio, sistemas de exploración espacial y numerosas plataformas de guerra submarina. Como miembro suplente de la tripulación, Hines se entrenará junto con Bresnik, Parmitano, Rubio y Douglas. En caso de que un miembro principal de la tripulación no pueda participar en la misión, se uniría a la tripulación de Artemis III. Hines se desempeñó anteriormente como piloto de la misión SpaceX Crew 4 de la NASA a la Estación Espacial Internacional. Seleccionado por la NASA en la promoción de candidatos a astronautas de 2017, antes de su selección se desempeñó como piloto de investigación en el Centro Espacial Johnson de la agencia. Es coronel de la Fuerza Aérea de Estados Unidos, con más de 27 años de servicio como piloto instructor, piloto de combate y piloto de pruebas. Como parte de una edad de oro de innovación y exploración, la NASA enviará astronautas en misiones cada vez más difíciles para explorar más de la Luna con fines de descubrimiento científico y beneficios económicos, establecer una presencia humana duradera en la superficie lunar y continuar sentando las bases para las primeras misiones tripuladas a Marte. Aprende más sobre el programa Artemis: https://www.nasa.gov/artemis (inglés) https://ciencia.nasa.gov/artemis (español) -fin- Bethany Stevens / Amber Jacobson / María José Viñas Sede central, Washington +1 202-358-1600 bethany.c.stevens@nasa.gov / amber.c.jacobson@nasa.gov / maria-jose.vinasgarcia@nasa.gov Anna Schneider Centro Espacial Johnson, Houston 281-483-5111 anna.c.schneider@nasa.gov Share Details Last Updated Editor Location Related Terms - NASA en español</w:t>
+      </w:r>
+    </w:p>
+    <w:p>
+      <w:pPr>
+        <w:pBdr>
+          <w:bottom w:val="single" w:sz="6" w:space="6" w:color="A6A6A6"/>
+        </w:pBdr>
+      </w:pPr>
+    </w:p>
+    <w:p/>
+    <w:p>
+      <w:pPr>
+        <w:spacing w:after="60"/>
+      </w:pPr>
+      <w:r>
+        <w:rPr>
+          <w:rFonts w:ascii="Times New Roman" w:hAnsi="Times New Roman"/>
+          <w:b/>
+          <w:sz w:val="26"/>
+        </w:rPr>
+        <w:t>9. NASA Marches Toward Artemis III Mission in 2027, Names Crew Members</w:t>
+      </w:r>
+    </w:p>
+    <w:p>
+      <w:pPr>
+        <w:spacing w:after="80"/>
+        <w:jc w:val="left"/>
+      </w:pPr>
+      <w:hyperlink r:id="rId23">
+        <w:r>
+          <w:rPr>
+            <w:color w:val="0000FF"/>
+            <w:u w:val="single"/>
+          </w:rPr>
+          <w:t>Read more</w:t>
+        </w:r>
+      </w:hyperlink>
+    </w:p>
+    <w:p>
+      <w:pPr>
+        <w:jc w:val="center"/>
+      </w:pPr>
+      <w:r/>
+    </w:p>
+    <w:p>
+      <w:pPr>
+        <w:spacing w:after="120" w:line="276" w:lineRule="auto"/>
+        <w:jc w:val="both"/>
+      </w:pPr>
+      <w:r>
+        <w:rPr>
+          <w:rFonts w:ascii="Times New Roman" w:hAnsi="Times New Roman"/>
+          <w:sz w:val="24"/>
+        </w:rPr>
+        <w:t>The Artemis III crew poses for an official portrait (from left: Andre Douglas, Luca Parmitano, Randy Bresnik, Frank Rubio). Credit: NASA/Bill Stafford Taking another step toward one of the most complex human spaceflight missions in recent history, NASA on Tuesday provided new Artemis III details and announced the four prime crew members and a backup for the test flight. The mission will undertake a series of challenging tests in Earth orbit in 2027, essential for Artemis IV, the first planned crewed mission to the lunar South Pole in 2028. During Artemis III, the agency's SLS (Space Launch System) rocket will launch the Orion spacecraft and its crew from NASA's Kennedy Space Center in Florida to low Earth orbit. After Orion systems checkouts, the spacecraft will, for the first time, demonstrate rendezvous and docking capabilities with test versions from one, or both, American commercial human landing systems in development by Blue Origin and SpaceX. This highly choreographed mission includes a dramatic multi-launch campaign of the world's most powerful rockets, testing integrated hardware between Orion and the landers, including system interfaces, software, propulsion, and communications. Crew assignments are as follows: NASA astronaut Randy Bresnik, commander ESA (European Space Agency) astronaut Luca Parmitano, pilot NASA astronaut Andre Douglas, mission specialist NASA astronaut Frank Rubio, mission specialist As part of Tuesday's event, NASA astronaut Bob Hines was named as a backup crew member. The crew will begin training immediately on Orion spacecraft systems, as well as assist in the development and operations of the test versions of Blue Origin and SpaceX landers. "Today we take another bold step in humanity's return to the Moon, building on the extraordinary foundation laid by the Artemis II astronauts," said NASA Administrator Jared Isaacman. "Their achievements reignited global excitement for exploration, and now they pass the torch to the Artemis III team, Randy, Luca, Frank, and Andre. Artemis III will demonstrate the power of American innovation and international partnership as we test complex rendezvous and docking operations and advance the technologies that will one day carry us deeper into the solar system. This mission will require the most awe-inspiring coordination of heavy-lift rocket launches in history, drawing on the talent and capability of teams across government and the spaceflight community. The Artemis III astronauts, alongside ESA and our international partners, and the tens of thousands of the best and brightest across the agency and industry, are ushering in a new Golden Age of exploration carrying forward the hopes and dreams of the next generation just as the Apollo astronauts did for so many of us." This also is the first time an ESA astronaut has been assigned an Artemis mission. "Artemis III will push the boundaries of spacecraft operations in orbit. Luca's assignment as pilot reflects the depth of European expertise in human spaceflight and draws on his extensive operational experience in high-pressure situations," said Josef Aschbacher, ESA's director general. "At the same time, ESA's European Service Module will once again provide the critical capabilities that power Orion, demonstrating Europe's enduring role at the very heart of the Artemis program. The news out of Houston today is a powerful recognition of ESA's role in enabling humanity's return to the Moon - and a key advancement in our partnership with NASA. Europeans can take pride in being part of this exciting journey." Mission progress NASA and its partners are making progress preparing for the test flight. Engineers will connect the Orion crew module and service module this summer and integrate the spacecraft's docking system, which will fly for the first time. Heat shield testing continues with individual blocks having undergone ultra-sonic inspections and installation onto the heat shield structure. Rocket processing also is well underway. Technicians for SLS are integrating the engine section to the rest of the core stage ahead of installing the four RS-25 engines this summer. With all solid rocket booster segments now at NASA Kennedy and mobile launcher refurbishments on track, rocket stacking also is scheduled to begin this summer. NASA continues design and fabrication of a spacer that will replace the upper stage on Artemis III. Blue Origin is developing a crewed lunar version of the company's Blue Moon lander, while SpaceX is developing a crewed lunar lander version of the company's Starship, with both companies building test articles for Artemis III. NASA is supporting both lander providers hands-on throughout design, development, testing, and evaluation, including sharing agency expertise and capabilities gained from previous missions. In addition to status updates from NASA and both commercial partners, the agency discussed details during the event about the planned operations for Artemis III, which will support an increased mission cadence, ramp up production, and drive supply chain improvements for the Artemis program. The Artemis III mission builds on the successful Artemis II flight completed in April and will help the agency prepare to send the first astronauts, Americans, to Mars. Artemis III includes launching the world's most powerful rockets in short order. Blue Origin's lander pathfinder, which is able to stay in orbit for multiple weeks, will launch first and await the crew. NASA will send the astronauts aboard Orion by SLS to orbit Earth, before rendezvousing in space with the company's lander test article and spending about two days docked together for tests and technology demonstrations, including entering the lander. After completing docked operations with Blue Origin, Orion will detach and await Starship. SpaceX's Starship pathfinder will launch and meet up with Orion to spend about a day connected for checkouts and testing. After that, Orion and its crew will undock and return home, splashing safely down in the Pacific Ocean where a team from the U.S. Navy and NASA will recover the astronauts. In total, the crew is expected to remain in space for about two weeks, with exact mission length to be determined in real-time based on launch, rendezvous, and docked operations. Learn more about Artemis III crew members This will be the third mission to space for Bresnik, having launched aboard space shuttle Atlantis on the STS-129 mission to the International Space Station in 2009. He later flew on the Soyuz MS-05 spacecraft from the Baikonur Cosmodrome in Kazakhstan to the space station, serving as a flight engineer for the station's Expedition 52 and commander of Expedition 53. A California native, he graduated from The Citadel with a degree in mathematics and was selected by NASA in the 2004 astronaut candidate class. A retired U.S. Marine colonel, he has logged more than 7,000 hours in 95 types of aircraft and is a fellow in the Society of Experimental Test Pilots. Since 2018, he has served as assistant to the chief of the Astronaut Office for exploration, overseeing the development and testing of the spacecraft and systems that will operate during Artemis missions. Artemis III also will be the third spaceflight for Parmitano. Selected by ESA as an astronaut in 2009, he first served as a flight engineer on the Italian Space Agency's (ASI) first long-duration mission to the space station, launching on a Soyuz from Baikonur in 2013. He returned to the orbital laboratory in 2019 aboard Soyuz MS-13 for his second mission, during which he served as commander of Expedition 61, becoming the third European, and the first Italian, to command the station. Parmitano earned a bachelor's degree in political sciences from the University of Naples Federico II and a master's degree in experimental flight test engineering from the Institut Supérieur de l'Aéronautique et de l'Espace in Toulouse, France. A graduate of the Italian Air Force Academy, he became a test pilot in 2007 and was promoted to colonel in 2019. He has logged more than 2,000 flight hours across 40 types of aircraft. Rubio is making his second trip to space. He launched aboard the Soyuz MS-22 spacecraft from Baikonur to the space station on Sept. 21, 2022, and returned on Sept. 27, 2023, breaking the record for the longest single-duration spaceflight by an American astronaut with 371 days in orbit. Rubio was selected by NASA in the 2017 astronaut candidate class. A Florida native, he graduated from the U.S. Military Academy in 1998, earned a doctor of medicine from the Uniformed Services University of the Health Sciences in 2010, and has served for more than 28 years in the U.S. Army as an aviator, a physician, and an astronaut. The mission is Douglas' first spaceflight. Selected by NASA in the 2021 astronaut candidate class, he previously served as a backup and closeout crew member for the agency's Artemis II mission. A Virginia native, Douglas earned a bachelor's degree in mechanical engineering from the U.S. Coast Guard Academy and four postgraduate degrees from various institutions, including a doctorate in systems engineering from George Washington University. During his time in the Coast Guard, he conducted search and rescue, maritime salvage, and drug interdiction operations. Additionally, his time at the Johns Hopkins University Applied Physics Laboratory involved designing and testing multidomain autonomous vehicles, space exploration systems, and numerous undersea warfare platforms. Serving as a backup crew member, Hines will train alongside Bresnik, Parmitano, Rubio, and Douglas. Should a primary crew member be unable to participate in the mission, he would join the Artemis III crew. Hines previously served as pilot of NASA's SpaceX Crew-4 mission to the International Space Station. Selected by NASA in the 2017 astronaut candidate class, he served as a research pilot at the agency's Johnson Space Center prior to his selection. He is a colonel in the U.S. Air Force with more than 27 years of service as an instructor pilot, fighter pilot, and test pilot. As part of the Golden Age of innovation and exploration, NASA will send Artemis astronauts on increasingly difficult missions to explore more of the Moon for scientific discovery, economic benefits, establish an enduring human presence on the lunar surface, and to build on our foundation for the first crewed missions to Mars. Learn more about NASA's Artemis program: https://www.nasa.gov/artemis -end- Bethany Stevens / Amber Jacobson Headquarters, Washington 202-358-1600 bethany.c.stevens@nasa.gov / amber.c.jacobson@nasa.gov Anna Schneider Johnson Space Center, Houston 281-483-5111 anna.c.schneider@nasa.gov</w:t>
+      </w:r>
+    </w:p>
+    <w:p>
+      <w:pPr>
+        <w:pBdr>
+          <w:bottom w:val="single" w:sz="6" w:space="6" w:color="A6A6A6"/>
+        </w:pBdr>
+      </w:pPr>
+    </w:p>
+    <w:p/>
+    <w:p>
+      <w:pPr>
+        <w:spacing w:after="60"/>
+      </w:pPr>
+      <w:r>
+        <w:rPr>
+          <w:rFonts w:ascii="Times New Roman" w:hAnsi="Times New Roman"/>
+          <w:b/>
+          <w:sz w:val="26"/>
+        </w:rPr>
+        <w:t>10. June 2026 Satellite Puzzler</w:t>
+      </w:r>
+    </w:p>
+    <w:p>
+      <w:pPr>
+        <w:spacing w:after="80"/>
+        <w:jc w:val="left"/>
+      </w:pPr>
+      <w:hyperlink r:id="rId24">
+        <w:r>
+          <w:rPr>
+            <w:color w:val="0000FF"/>
+            <w:u w:val="single"/>
+          </w:rPr>
+          <w:t>Read more</w:t>
+        </w:r>
+      </w:hyperlink>
+    </w:p>
+    <w:p>
+      <w:pPr>
         <w:spacing w:after="120"/>
         <w:jc w:val="center"/>
       </w:pPr>
       <w:r>
         <w:drawing>
           <wp:inline xmlns:a="http://schemas.openxmlformats.org/drawingml/2006/main" xmlns:pic="http://schemas.openxmlformats.org/drawingml/2006/picture">
-            <wp:extent cx="4389120" cy="2468880"/>
+            <wp:extent cx="4389120" cy="2924937"/>
             <wp:docPr id="7" name="Picture 7"/>
             <wp:cNvGraphicFramePr>
               <a:graphicFrameLocks noChangeAspect="1"/>
@@ -654,7 +813,151 @@
                     <pic:cNvPicPr/>
                   </pic:nvPicPr>
                   <pic:blipFill>
-                    <a:blip r:embed="rId23"/>
+                    <a:blip r:embed="rId25"/>
+                    <a:stretch>
+                      <a:fillRect/>
+                    </a:stretch>
+                  </pic:blipFill>
+                  <pic:spPr>
+                    <a:xfrm>
+                      <a:off x="0" y="0"/>
+                      <a:ext cx="4389120" cy="2924937"/>
+                    </a:xfrm>
+                    <a:prstGeom prst="rect"/>
+                  </pic:spPr>
+                </pic:pic>
+              </a:graphicData>
+            </a:graphic>
+          </wp:inline>
+        </w:drawing>
+      </w:r>
+    </w:p>
+    <w:p>
+      <w:pPr>
+        <w:spacing w:after="120" w:line="276" w:lineRule="auto"/>
+        <w:jc w:val="both"/>
+      </w:pPr>
+      <w:r>
+        <w:rPr>
+          <w:rFonts w:ascii="Times New Roman" w:hAnsi="Times New Roman"/>
+          <w:sz w:val="24"/>
+        </w:rPr>
+        <w:t>Every month, NASA Earth Observatory features a puzzling satellite image. The June 2026 puzzler appears above. Your Challenge Identify the location shown in this satellite image. Share what clues you see, where you think it is, and what makes this place interesting or unique to you. How to Answer Submit your response using this form and select "Puzzler Answer" as the topic. Please include your preferred name or alias. You can keep it simple and just guess the location. Want to impress us? Tell us which satellite and instrument captured the image, which spectral bands were used, or point out a subtle detail about the geology or history of the area. If something catches your eye, or if this is your home or means something to you, we'd love to hear about it. The Prize We can't offer prize money or a trip to space to see Earth like satellites and astronauts do. But we can offer something almost as rewarding: puzzler bragging rights. About a week after the challenge, we'll post the answer at the top of this page, along with a link to an Earth Observatory Image of the Day story that explains the image in more detail. We'll recognize the first person who correctly guesses the location, and we may also highlight readers who share especially thoughtful or interesting answers. By submitting a response, you acknowledge that your comments may be edited, excerpted, and published on this page. Until then, zoom in, look closely, and enjoy the challenge. See you at the reveal!</w:t>
+      </w:r>
+    </w:p>
+    <w:p>
+      <w:pPr>
+        <w:pBdr>
+          <w:bottom w:val="single" w:sz="6" w:space="6" w:color="A6A6A6"/>
+        </w:pBdr>
+      </w:pPr>
+    </w:p>
+    <w:p/>
+    <w:p>
+      <w:pPr>
+        <w:spacing w:after="60"/>
+      </w:pPr>
+      <w:r>
+        <w:rPr>
+          <w:rFonts w:ascii="Times New Roman" w:hAnsi="Times New Roman"/>
+          <w:b/>
+          <w:sz w:val="26"/>
+        </w:rPr>
+        <w:t>11. NASA Knows: What Is Mass Distribution?</w:t>
+      </w:r>
+    </w:p>
+    <w:p>
+      <w:pPr>
+        <w:spacing w:after="80"/>
+        <w:jc w:val="left"/>
+      </w:pPr>
+      <w:hyperlink r:id="rId26">
+        <w:r>
+          <w:rPr>
+            <w:color w:val="0000FF"/>
+            <w:u w:val="single"/>
+          </w:rPr>
+          <w:t>Read more</w:t>
+        </w:r>
+      </w:hyperlink>
+    </w:p>
+    <w:p>
+      <w:pPr>
+        <w:jc w:val="center"/>
+      </w:pPr>
+      <w:r/>
+    </w:p>
+    <w:p>
+      <w:pPr>
+        <w:spacing w:after="120" w:line="276" w:lineRule="auto"/>
+        <w:jc w:val="both"/>
+      </w:pPr>
+      <w:r>
+        <w:rPr>
+          <w:rFonts w:ascii="Times New Roman" w:hAnsi="Times New Roman"/>
+          <w:sz w:val="24"/>
+        </w:rPr>
+        <w:t>This article is for students grades 5-8. Mass distribution affects everything from galaxy shapes to aircraft design to planetary rotation. It's used to map stars in our universe, figure out what planets are made of, and even to determine how luggage is loaded onto an airplane. Mass distribution can be a tricky thing to understand. So, let's explore it using an everyday example: a soccer ball. How Does Mass Distribution Affect Center of Mass? Have you ever kicked a soccer ball and wondered why it curves, spins, or sometimes wobbles? Mass distribution plays a part. On the outside, soccer balls look simple - a series of geometric shapes woven together in a pattern. But on the inside, they are carefully engineered. The key to a great soccer ball is something you can't see: how the mass is distributed inside the ball. When engineers build a soccer ball, they try to make sure its mass is evenly balanced in all areas. This is because the way a ball spins and flies depends on how its mass is arranged. If one part of the ball is slightly heavier, its center of mass shifts. If the ball's center of mass isn't precisely balanced, the ball won't move smoothly. ______________________________________________________________________ Words to Know mass: the measurement of the amount of matter in an object mass distribution: how mass is spread within an object center of mass: the unique point around which the mass of an object is perfectly balanced How Is Mass Distribution Measured? Scientists and engineers use tools like precision scales, computer models, and repeated testing to determine an object's mass distribution. These efforts help them design balanced airplanes, rockets, and even soccer balls. Their goal is to achieve dynamic balance, meaning the object can travel smoothly without unexpected movements. How Does Gravity Affect How We Study Mass Distribution? On Earth, gravity hides some of the details about how objects move. In microgravity, astronauts can observe motion more clearly. In 2019, Adidas partnered with NASA and sent soccer balls to the International Space Station. Astronauts conducted tests to help engineers confirm their designs and understand the physics behind ball motion in ways they simply can't on Earth. The results of the space station experiments have already helped improve the accuracy and consistency of modern soccer balls. Try It Yourself You don't need to go to space to explore the physics of a ball in motion. Try this experiment at home or school: Grab different types of sports balls (soccer ball, basketball, tennis ball) Spin each one on the ground or between your hands Watch for wobbling, flipping, or smooth spinning Can you tell which balls are well balanced? Or which ones might have uneven mass distribution? Career Corner Are you interested in a career that explores the science and engineering of mass distribution? Many different occupations can help you strike the perfect balance. Here are a few examples: Computer-Aided Design (CAD) Technician/Drafter: These specialists convert sketches and engineering designs into technical drawings. They use powerful computer software to create detailed 3D and 2D drawings of objects. A two-year associate degree from a technical or community college is key to this career path. Computational fluid dynamics engineer: These engineers use computer simulation tools to model and analyze fluid behavior in real-world situations. They might study airflow around sport ball designs or explore ways to improve aircraft wings. They need a strong background in engineering and the ability to analyze complex problems. Physicist: These scientists study matter and energy. They develop models and theories to explain how things work, conduct experiments, and use math to better understand the universe. A career in physics demands a strong understanding of math and complex problem-solving and usually requires an advanced college degree. More to Explore:</w:t>
+      </w:r>
+    </w:p>
+    <w:p>
+      <w:pPr>
+        <w:pBdr>
+          <w:bottom w:val="single" w:sz="6" w:space="6" w:color="A6A6A6"/>
+        </w:pBdr>
+      </w:pPr>
+    </w:p>
+    <w:p/>
+    <w:p>
+      <w:pPr>
+        <w:spacing w:after="60"/>
+      </w:pPr>
+      <w:r>
+        <w:rPr>
+          <w:rFonts w:ascii="Times New Roman" w:hAnsi="Times New Roman"/>
+          <w:b/>
+          <w:sz w:val="26"/>
+        </w:rPr>
+        <w:t>12. NASA reveals Artemis 3 astronaut crew</w:t>
+      </w:r>
+    </w:p>
+    <w:p>
+      <w:pPr>
+        <w:spacing w:after="80"/>
+        <w:jc w:val="left"/>
+      </w:pPr>
+      <w:hyperlink r:id="rId27">
+        <w:r>
+          <w:rPr>
+            <w:color w:val="0000FF"/>
+            <w:u w:val="single"/>
+          </w:rPr>
+          <w:t>Read more</w:t>
+        </w:r>
+      </w:hyperlink>
+    </w:p>
+    <w:p>
+      <w:pPr>
+        <w:spacing w:after="120"/>
+        <w:jc w:val="center"/>
+      </w:pPr>
+      <w:r>
+        <w:drawing>
+          <wp:inline xmlns:a="http://schemas.openxmlformats.org/drawingml/2006/main" xmlns:pic="http://schemas.openxmlformats.org/drawingml/2006/picture">
+            <wp:extent cx="4389120" cy="2468880"/>
+            <wp:docPr id="8" name="Picture 8"/>
+            <wp:cNvGraphicFramePr>
+              <a:graphicFrameLocks noChangeAspect="1"/>
+            </wp:cNvGraphicFramePr>
+            <a:graphic>
+              <a:graphicData uri="http://schemas.openxmlformats.org/drawingml/2006/picture">
+                <pic:pic>
+                  <pic:nvPicPr>
+                    <pic:cNvPr id="0" name="image.jpg"/>
+                    <pic:cNvPicPr/>
+                  </pic:nvPicPr>
+                  <pic:blipFill>
+                    <a:blip r:embed="rId28"/>
                     <a:stretch>
                       <a:fillRect/>
                     </a:stretch>
@@ -704,7 +1007,7 @@
           <w:b/>
           <w:sz w:val="26"/>
         </w:rPr>
-        <w:t>8. Don't miss the moon and Saturn put on a spectacular show before sunrise June 10</w:t>
+        <w:t>13. Don't miss the moon and Saturn put on a spectacular show before sunrise June 10</w:t>
       </w:r>
     </w:p>
     <w:p>
@@ -712,7 +1015,7 @@
         <w:spacing w:after="80"/>
         <w:jc w:val="left"/>
       </w:pPr>
-      <w:hyperlink r:id="rId24">
+      <w:hyperlink r:id="rId29">
         <w:r>
           <w:rPr>
             <w:color w:val="0000FF"/>
@@ -731,7 +1034,7 @@
         <w:drawing>
           <wp:inline xmlns:a="http://schemas.openxmlformats.org/drawingml/2006/main" xmlns:pic="http://schemas.openxmlformats.org/drawingml/2006/picture">
             <wp:extent cx="4389120" cy="2468751"/>
-            <wp:docPr id="8" name="Picture 8"/>
+            <wp:docPr id="9" name="Picture 9"/>
             <wp:cNvGraphicFramePr>
               <a:graphicFrameLocks noChangeAspect="1"/>
             </wp:cNvGraphicFramePr>
@@ -743,7 +1046,7 @@
                     <pic:cNvPicPr/>
                   </pic:nvPicPr>
                   <pic:blipFill>
-                    <a:blip r:embed="rId25"/>
+                    <a:blip r:embed="rId30"/>
                     <a:stretch>
                       <a:fillRect/>
                     </a:stretch>
@@ -793,7 +1096,7 @@
           <w:b/>
           <w:sz w:val="26"/>
         </w:rPr>
-        <w:t>9. Astronaut captures snake-like auroras from a SpaceX Dragon | Space photo of the day for June 9, 2026</w:t>
+        <w:t>14. Astronaut captures snake-like auroras from a SpaceX Dragon | Space photo of the day for June 9, 2026</w:t>
       </w:r>
     </w:p>
     <w:p>
@@ -801,7 +1104,7 @@
         <w:spacing w:after="80"/>
         <w:jc w:val="left"/>
       </w:pPr>
-      <w:hyperlink r:id="rId26">
+      <w:hyperlink r:id="rId31">
         <w:r>
           <w:rPr>
             <w:color w:val="0000FF"/>
@@ -820,7 +1123,7 @@
         <w:drawing>
           <wp:inline xmlns:a="http://schemas.openxmlformats.org/drawingml/2006/main" xmlns:pic="http://schemas.openxmlformats.org/drawingml/2006/picture">
             <wp:extent cx="4389120" cy="2468880"/>
-            <wp:docPr id="9" name="Picture 9"/>
+            <wp:docPr id="10" name="Picture 10"/>
             <wp:cNvGraphicFramePr>
               <a:graphicFrameLocks noChangeAspect="1"/>
             </wp:cNvGraphicFramePr>
@@ -832,7 +1135,7 @@
                     <pic:cNvPicPr/>
                   </pic:nvPicPr>
                   <pic:blipFill>
-                    <a:blip r:embed="rId27"/>
+                    <a:blip r:embed="rId32"/>
                     <a:stretch>
                       <a:fillRect/>
                     </a:stretch>
@@ -862,411 +1165,6 @@
           <w:sz w:val="24"/>
         </w:rPr>
         <w:t>Click for next article NASA astronaut Jessica Meir captured an incredible view of auroras over Earth on June 6, 2026. (Image credit: NASA/Jessica Meir) NASA astronaut Jessica Meir captured a breathtaking view of auroras on Earth from orbit while sheltering with her fellow astronauts in a SpaceX Dragon spacecraft as a pair of cosmonauts attempted to fix a concerning air leak on the International Space Station. What is it? Last week on Friday, June 5, the four Crew-12 astronauts on the ISS took shelter in the SpaceX Crew Dragon spacecraft that carried them to the station. They did this as a precaution as cosmonauts attempted to fix a leak in a tunnel leading to a Russian module. But Meir made good use of her temporary surroundings, capturing truly incredible images (and even video) of auroras over Earth from the Dragon. "There is a lot going on right now on the @Space_Station , but fortunately we are all safe and witnessed a spectacular southern aurora show yesterday thanks to a recent solar event," Meir said in a post on X. A timelapse view from our @SpaceX Dragon of the spectacular southern aurora seen in yesterday's post, a result of a recent solar event. As opposed to the previous aurora I've seen, this one danced and snaked its way directly below us, putting on quite a show. I am in awe of this… pic.twitter.com/ReztjH3x9HJune 7, 2026 Why is it incredible? Auroras over Earth captured by NASA astronaut Jessica Meir aboard the ISS on June 6, 2026. (Image credit: NASA/Jessica Meir) While these images, and the video that Meir shared are stunning on their own, the context behind their capture is fascinating. Meir wasn't just in the Dragon capsule for fun, her and the rest of the Crew-12 astronauts were told to shelter in the capsule as the cosmonauts, Sergey Kud-Sverchkov and Sergei Mikaev, attempted to fix an ongoing leak on the station. They hunkered down "out of an abundance of caution," according to NASA spokesperson Bethany Stevens, while two cosmonauts went out on a spacewalk to attempt to fix an air leak on the station. This has been a persistent, ongoing leak caused by cracks in the PrK transfer tunnel which connects to the Russian Zvezda service module. But while Russia's space agency Roscosmos manages the leak with occasional repairs, according to Stevens, the leak started presenting as more of an issue recently.</w:t>
-      </w:r>
-    </w:p>
-    <w:p>
-      <w:pPr>
-        <w:pBdr>
-          <w:bottom w:val="single" w:sz="6" w:space="6" w:color="A6A6A6"/>
-        </w:pBdr>
-      </w:pPr>
-    </w:p>
-    <w:p/>
-    <w:p>
-      <w:pPr>
-        <w:spacing w:after="60"/>
-      </w:pPr>
-      <w:r>
-        <w:rPr>
-          <w:rFonts w:ascii="Times New Roman" w:hAnsi="Times New Roman"/>
-          <w:b/>
-          <w:sz w:val="26"/>
-        </w:rPr>
-        <w:t>10. NASA names four-man crew to Artemis 3 mission</w:t>
-      </w:r>
-    </w:p>
-    <w:p>
-      <w:pPr>
-        <w:spacing w:after="80"/>
-        <w:jc w:val="left"/>
-      </w:pPr>
-      <w:hyperlink r:id="rId28">
-        <w:r>
-          <w:rPr>
-            <w:color w:val="0000FF"/>
-            <w:u w:val="single"/>
-          </w:rPr>
-          <w:t>Read more</w:t>
-        </w:r>
-      </w:hyperlink>
-    </w:p>
-    <w:p>
-      <w:pPr>
-        <w:spacing w:after="120" w:line="276" w:lineRule="auto"/>
-        <w:jc w:val="both"/>
-      </w:pPr>
-      <w:r>
-        <w:rPr>
-          <w:rFonts w:ascii="Times New Roman" w:hAnsi="Times New Roman"/>
-          <w:sz w:val="24"/>
-        </w:rPr>
-        <w:t>The crew of NASA's next Artemis moon program mission was announced Tuesday, setting the stage for a flight to Earth orbit next year to test rendezvous and docking procedures with moon landers being built by SpaceX and Blue Origin, a critical milestone before sending astronauts back to the moon for landing in 2028. The Artemis III mission will be commanded by Randy "Komrade" Bresnik, 58, a former Marine fighter pilot and "TOPGUN" graduate who logged 149 days in space during a space shuttle flight in 2009 and a long-duration stay aboard the International Space Station in 2017. Joining him will be pilot Luca Parmitano, 49, a European Space Agency astronaut and veteran of two long-duration stays aboard the space station; Andre Douglas, 40, a space rookie and backup crew member for the recently completed Artemis II around-the-moon mission; and Frank Rubio, 49, who spent a U.S.-record 371 days in space aboard the ISS in 2022-23. "We are doing flight tests on every single flight, incrementally determining the flight envelope, expanding it, proving out capabilities and making the operational procedures that we have more and more precise," Bresnik told a crowd of supporters at the Johnson Space Center. "Because every single mission we will do after this will be more challenging and more complex. "We are certainly humbled as a crew," he continued, "being that unifying link between the phenomenal Artemis II mission we just had two months ago and the Artemis IV mission that will follow ours, where we will again … land humans on another celestial body." Toward the end of the ceremony, Artemis II commander Reid Wiseman passed a symbolic baton to Bresnik, a handoff from one crew to the next in NASA's drive to return astronauts to the surface of the moon. "Randy, in your comments, I really loved when you said that you all are the link from (Artemis) II to the surface, and that really resonated with me," Wiseman said. "And you guys know, we've been carrying these batons around for way too long. So with that, the Artemis II crew, Komrade, hands you the baton. You've got the controls." Launching atop a Space Launch System rocket in an Orion capsule, Bresnik's crew will practice chasing down one moon lander at a time to make sure rendezvous and docking procedures work as planned before committing to an astronaut moon landing when those procedures will have to be carried out in lunar orbit. The flight will pose a major test for mission managers and engineers with NASA, SpaceX and Blue Origin, who will have to launch multiple heavy-lift rockets in a matter of days and then coordinate their flights in a multi-vehicle sequence of tightly scripted maneuvers. "This test flight will enable us to prove we can carry out highly choreographed operations with our (commercial) partners across hardware interfaces, software, propulsion systems and life support elements with crew in the high stakes space environment," said Jeremy Parsons, the Artemis program manager. "Are we able to launch in sequence with our partners across multiple launch pads and meet up at precise points in space? How do our spacecraft, designed and built across NASA and different partners, operate together in an integrated way in an unforgiving environment?" He said "every aspect" of the Artemis III mission "will give us insight into how to refine our plans for Artemis IV and beyond, and buy down risk." The Artemis III crew announcement comes as Blue Origin continues to recover from a catastrophic launch pad explosion May 28 that destroyed a New Glenn rocket like the one that will be needed to carry the company's Blue Moon Mark II lander into Earth orbit next year. The company's only operational launch pad, located at the Cape Canaveral Space Force Station in Florida, suffered major damage. The Jeff Bezos-owned company says it expects to return to flight before the end of the year, but the mishap threw a wrench into the New Glenn launch schedule, delaying flights of the Blue Moon Mark I, an uncrewed lunar cargo ship intended to help pave the way for the larger, more capable piloted version. Whether the New Glenn rocket and pad 36 at the Cape Canaveral Space Force Station will be back in operation in time to launch a flight-ready Mark II lander for Artemis III remains to be seen. SpaceX has had its own problems perfecting the huge Super Heavy-Starship rocket needed to launch that company's lander. SpaceX is equipping a Starship upper stage with a docking mechanism for the Artemis III flight, but the vehicle will not be an operational lander. It's not yet known when the Elon Musk-owned company will have an Artemis lander ready for flight tests. NASA Administrator Jared Isaacman said he is pushing both companies to have their spacecraft ready for launch in 2027 as part of the Artemis III mission. "I'd say it's extremely unlikely we would ever launch that mission unless both were ready, so that we could achieve those important test objectives and bring down risk for Artemis IV when they land on the moon," he said. The Artemis program is intended to get astronauts back to the moon by the end of 2028, well ahead of Chinese "taikonauts" and their long-standing goal of walking on the moon by the end of the decade. Even though NASA sent 12 astronauts to the moon's surface between 1969 and the end of 1972, winning the Cold War space race with the former Soviet Union, the agency wants to establish a near permanent presence on the moon with the Artemis program, maintaining its position as the world leader in space travel, research and technology. NASA is planning to launch a series of robotic landers and lunar satellites along with the Artemis IV and V missions followed by two astronaut landings per year thereafter. That will set the stage for construction of a moon base near the lunar south pole beginning in the 2029-2030 timeframe. The south polar region is an attractive target because of permanently shadowed, ultra cold craters thought to harbor ice deposits, providing an in situ source of water, air and rocket fuel. With habitats in place, along with solar and nuclear power stations, rotating astronaut crews could live and work on the moon for long durations much like space station fliers have done in Earth orbit for the past quarter century. But there are multiple threats to the Artemis schedule, including the readiness of the required rockets and landers that could push Artemis III into 2028. Whether any additional piloted test flights might be needed between the Artemis III mission and a moon landing remains to be seen, but NASA managers said Tuesday they were optimistic Artemis III will be able to launch as planned in 2027. The Artemis III mission will be similar in some respects to NASA's Apollo 9 flight in March 1969 when three astronauts tested the spindly lunar excursion module in Earth orbit after a successful lunar orbit mission, Apollo 8, at the end of 1968. The Apollo 10 crew then tested the lunar module in orbit around the moon before Apollo 11 finally landed in the Sea of Tranquility in July 1969. The Artemis program's version of Apollo 8, sending Artemis II commander Wiseman, Victor Glover, Christina Koch and Canadian astronaut Jeremy Hansen on a flight around the moon, was successfully completed in April. As of now, Artemis III is the only test flight with astronauts on board that NASA is planning before making a landing attempt in 2028 with whichever lunar lander is available. However it plays out, NASA is requiring a successful unpiloted lander touchdown on the moon before the Artemis IV mission will proceed.</w:t>
-      </w:r>
-    </w:p>
-    <w:p>
-      <w:pPr>
-        <w:pBdr>
-          <w:bottom w:val="single" w:sz="6" w:space="6" w:color="A6A6A6"/>
-        </w:pBdr>
-      </w:pPr>
-    </w:p>
-    <w:p/>
-    <w:p>
-      <w:pPr>
-        <w:spacing w:after="60"/>
-      </w:pPr>
-      <w:r>
-        <w:rPr>
-          <w:rFonts w:ascii="Times New Roman" w:hAnsi="Times New Roman"/>
-          <w:b/>
-          <w:sz w:val="26"/>
-        </w:rPr>
-        <w:t>11. Italian astronaut to pilot Artemis III mission</w:t>
-      </w:r>
-    </w:p>
-    <w:p>
-      <w:pPr>
-        <w:spacing w:after="80"/>
-        <w:jc w:val="left"/>
-      </w:pPr>
-      <w:hyperlink r:id="rId29">
-        <w:r>
-          <w:rPr>
-            <w:color w:val="0000FF"/>
-            <w:u w:val="single"/>
-          </w:rPr>
-          <w:t>Read more</w:t>
-        </w:r>
-      </w:hyperlink>
-    </w:p>
-    <w:p>
-      <w:pPr>
-        <w:spacing w:after="120"/>
-        <w:jc w:val="center"/>
-      </w:pPr>
-      <w:r>
-        <w:drawing>
-          <wp:inline xmlns:a="http://schemas.openxmlformats.org/drawingml/2006/main" xmlns:pic="http://schemas.openxmlformats.org/drawingml/2006/picture">
-            <wp:extent cx="4389120" cy="4389120"/>
-            <wp:docPr id="10" name="Picture 10"/>
-            <wp:cNvGraphicFramePr>
-              <a:graphicFrameLocks noChangeAspect="1"/>
-            </wp:cNvGraphicFramePr>
-            <a:graphic>
-              <a:graphicData uri="http://schemas.openxmlformats.org/drawingml/2006/picture">
-                <pic:pic>
-                  <pic:nvPicPr>
-                    <pic:cNvPr id="0" name="image.jpg"/>
-                    <pic:cNvPicPr/>
-                  </pic:nvPicPr>
-                  <pic:blipFill>
-                    <a:blip r:embed="rId30"/>
-                    <a:stretch>
-                      <a:fillRect/>
-                    </a:stretch>
-                  </pic:blipFill>
-                  <pic:spPr>
-                    <a:xfrm>
-                      <a:off x="0" y="0"/>
-                      <a:ext cx="4389120" cy="4389120"/>
-                    </a:xfrm>
-                    <a:prstGeom prst="rect"/>
-                  </pic:spPr>
-                </pic:pic>
-              </a:graphicData>
-            </a:graphic>
-          </wp:inline>
-        </w:drawing>
-      </w:r>
-    </w:p>
-    <w:p>
-      <w:pPr>
-        <w:spacing w:after="120" w:line="276" w:lineRule="auto"/>
-        <w:jc w:val="both"/>
-      </w:pPr>
-      <w:r>
-        <w:rPr>
-          <w:rFonts w:ascii="Times New Roman" w:hAnsi="Times New Roman"/>
-          <w:sz w:val="24"/>
-        </w:rPr>
-        <w:t>Italian astronaut Luca Parmitano is hoping to bring a taste of his homeland to the Artemis III mission, which he will pilot near Earth in 2027 to test two lunar modules.</w:t>
-      </w:r>
-    </w:p>
-    <w:p>
-      <w:pPr>
-        <w:pBdr>
-          <w:bottom w:val="single" w:sz="6" w:space="6" w:color="A6A6A6"/>
-        </w:pBdr>
-      </w:pPr>
-    </w:p>
-    <w:p/>
-    <w:p>
-      <w:pPr>
-        <w:spacing w:after="60"/>
-      </w:pPr>
-      <w:r>
-        <w:rPr>
-          <w:rFonts w:ascii="Times New Roman" w:hAnsi="Times New Roman"/>
-          <w:b/>
-          <w:sz w:val="26"/>
-        </w:rPr>
-        <w:t>12. NASA unveils Artemis III astronauts to test technology for a future moon landing</w:t>
-      </w:r>
-    </w:p>
-    <w:p>
-      <w:pPr>
-        <w:spacing w:after="80"/>
-        <w:jc w:val="left"/>
-      </w:pPr>
-      <w:hyperlink r:id="rId31">
-        <w:r>
-          <w:rPr>
-            <w:color w:val="0000FF"/>
-            <w:u w:val="single"/>
-          </w:rPr>
-          <w:t>Read more</w:t>
-        </w:r>
-      </w:hyperlink>
-    </w:p>
-    <w:p>
-      <w:pPr>
-        <w:spacing w:after="120"/>
-        <w:jc w:val="center"/>
-      </w:pPr>
-      <w:r>
-        <w:drawing>
-          <wp:inline xmlns:a="http://schemas.openxmlformats.org/drawingml/2006/main" xmlns:pic="http://schemas.openxmlformats.org/drawingml/2006/picture">
-            <wp:extent cx="4389120" cy="4389120"/>
-            <wp:docPr id="11" name="Picture 11"/>
-            <wp:cNvGraphicFramePr>
-              <a:graphicFrameLocks noChangeAspect="1"/>
-            </wp:cNvGraphicFramePr>
-            <a:graphic>
-              <a:graphicData uri="http://schemas.openxmlformats.org/drawingml/2006/picture">
-                <pic:pic>
-                  <pic:nvPicPr>
-                    <pic:cNvPr id="0" name="image.jpg"/>
-                    <pic:cNvPicPr/>
-                  </pic:nvPicPr>
-                  <pic:blipFill>
-                    <a:blip r:embed="rId32"/>
-                    <a:stretch>
-                      <a:fillRect/>
-                    </a:stretch>
-                  </pic:blipFill>
-                  <pic:spPr>
-                    <a:xfrm>
-                      <a:off x="0" y="0"/>
-                      <a:ext cx="4389120" cy="4389120"/>
-                    </a:xfrm>
-                    <a:prstGeom prst="rect"/>
-                  </pic:spPr>
-                </pic:pic>
-              </a:graphicData>
-            </a:graphic>
-          </wp:inline>
-        </w:drawing>
-      </w:r>
-    </w:p>
-    <w:p>
-      <w:pPr>
-        <w:spacing w:after="120" w:line="276" w:lineRule="auto"/>
-        <w:jc w:val="both"/>
-      </w:pPr>
-      <w:r>
-        <w:rPr>
-          <w:rFonts w:ascii="Times New Roman" w:hAnsi="Times New Roman"/>
-          <w:sz w:val="24"/>
-        </w:rPr>
-        <w:t>NASA on Tuesday revealed the crew for its Artemis III mission, the next step in the space agency's plan to eventually land astronauts on the moon.</w:t>
-      </w:r>
-    </w:p>
-    <w:p>
-      <w:pPr>
-        <w:pBdr>
-          <w:bottom w:val="single" w:sz="6" w:space="6" w:color="A6A6A6"/>
-        </w:pBdr>
-      </w:pPr>
-    </w:p>
-    <w:p/>
-    <w:p>
-      <w:pPr>
-        <w:spacing w:after="60"/>
-      </w:pPr>
-      <w:r>
-        <w:rPr>
-          <w:rFonts w:ascii="Times New Roman" w:hAnsi="Times New Roman"/>
-          <w:b/>
-          <w:sz w:val="26"/>
-        </w:rPr>
-        <w:t>13. SpaceX's hold over orbit matches East India Company's grip on maritime trade</w:t>
-      </w:r>
-    </w:p>
-    <w:p>
-      <w:pPr>
-        <w:spacing w:after="80"/>
-        <w:jc w:val="left"/>
-      </w:pPr>
-      <w:hyperlink r:id="rId33">
-        <w:r>
-          <w:rPr>
-            <w:color w:val="0000FF"/>
-            <w:u w:val="single"/>
-          </w:rPr>
-          <w:t>Read more</w:t>
-        </w:r>
-      </w:hyperlink>
-    </w:p>
-    <w:p>
-      <w:pPr>
-        <w:spacing w:after="120"/>
-        <w:jc w:val="center"/>
-      </w:pPr>
-      <w:r>
-        <w:drawing>
-          <wp:inline xmlns:a="http://schemas.openxmlformats.org/drawingml/2006/main" xmlns:pic="http://schemas.openxmlformats.org/drawingml/2006/picture">
-            <wp:extent cx="4389120" cy="4389120"/>
-            <wp:docPr id="12" name="Picture 12"/>
-            <wp:cNvGraphicFramePr>
-              <a:graphicFrameLocks noChangeAspect="1"/>
-            </wp:cNvGraphicFramePr>
-            <a:graphic>
-              <a:graphicData uri="http://schemas.openxmlformats.org/drawingml/2006/picture">
-                <pic:pic>
-                  <pic:nvPicPr>
-                    <pic:cNvPr id="0" name="image.jpg"/>
-                    <pic:cNvPicPr/>
-                  </pic:nvPicPr>
-                  <pic:blipFill>
-                    <a:blip r:embed="rId34"/>
-                    <a:stretch>
-                      <a:fillRect/>
-                    </a:stretch>
-                  </pic:blipFill>
-                  <pic:spPr>
-                    <a:xfrm>
-                      <a:off x="0" y="0"/>
-                      <a:ext cx="4389120" cy="4389120"/>
-                    </a:xfrm>
-                    <a:prstGeom prst="rect"/>
-                  </pic:spPr>
-                </pic:pic>
-              </a:graphicData>
-            </a:graphic>
-          </wp:inline>
-        </w:drawing>
-      </w:r>
-    </w:p>
-    <w:p>
-      <w:pPr>
-        <w:spacing w:after="120" w:line="276" w:lineRule="auto"/>
-        <w:jc w:val="both"/>
-      </w:pPr>
-      <w:r>
-        <w:rPr>
-          <w:rFonts w:ascii="Times New Roman" w:hAnsi="Times New Roman"/>
-          <w:sz w:val="24"/>
-        </w:rPr>
-        <w:t>Elon Musk's SpaceX holds sway over the emerging space economy in a way that has more in common with notorious colonial-era trading companies than the competitive markets of today's textbooks, according to a new study.</w:t>
-      </w:r>
-    </w:p>
-    <w:p>
-      <w:pPr>
-        <w:pBdr>
-          <w:bottom w:val="single" w:sz="6" w:space="6" w:color="A6A6A6"/>
-        </w:pBdr>
-      </w:pPr>
-    </w:p>
-    <w:p/>
-    <w:p>
-      <w:pPr>
-        <w:spacing w:after="60"/>
-      </w:pPr>
-      <w:r>
-        <w:rPr>
-          <w:rFonts w:ascii="Times New Roman" w:hAnsi="Times New Roman"/>
-          <w:b/>
-          <w:sz w:val="26"/>
-        </w:rPr>
-        <w:t>14. Space telescopes are now overwhelmed by satellite trails</w:t>
-      </w:r>
-    </w:p>
-    <w:p>
-      <w:pPr>
-        <w:spacing w:after="80"/>
-        <w:jc w:val="left"/>
-      </w:pPr>
-      <w:hyperlink r:id="rId35">
-        <w:r>
-          <w:rPr>
-            <w:color w:val="0000FF"/>
-            <w:u w:val="single"/>
-          </w:rPr>
-          <w:t>Read more</w:t>
-        </w:r>
-      </w:hyperlink>
-    </w:p>
-    <w:p>
-      <w:pPr>
-        <w:spacing w:after="120"/>
-        <w:jc w:val="center"/>
-      </w:pPr>
-      <w:r>
-        <w:drawing>
-          <wp:inline xmlns:a="http://schemas.openxmlformats.org/drawingml/2006/main" xmlns:pic="http://schemas.openxmlformats.org/drawingml/2006/picture">
-            <wp:extent cx="4389120" cy="4389120"/>
-            <wp:docPr id="13" name="Picture 13"/>
-            <wp:cNvGraphicFramePr>
-              <a:graphicFrameLocks noChangeAspect="1"/>
-            </wp:cNvGraphicFramePr>
-            <a:graphic>
-              <a:graphicData uri="http://schemas.openxmlformats.org/drawingml/2006/picture">
-                <pic:pic>
-                  <pic:nvPicPr>
-                    <pic:cNvPr id="0" name="image.jpg"/>
-                    <pic:cNvPicPr/>
-                  </pic:nvPicPr>
-                  <pic:blipFill>
-                    <a:blip r:embed="rId36"/>
-                    <a:stretch>
-                      <a:fillRect/>
-                    </a:stretch>
-                  </pic:blipFill>
-                  <pic:spPr>
-                    <a:xfrm>
-                      <a:off x="0" y="0"/>
-                      <a:ext cx="4389120" cy="4389120"/>
-                    </a:xfrm>
-                    <a:prstGeom prst="rect"/>
-                  </pic:spPr>
-                </pic:pic>
-              </a:graphicData>
-            </a:graphic>
-          </wp:inline>
-        </w:drawing>
-      </w:r>
-    </w:p>
-    <w:p>
-      <w:pPr>
-        <w:spacing w:after="120" w:line="276" w:lineRule="auto"/>
-        <w:jc w:val="both"/>
-      </w:pPr>
-      <w:r>
-        <w:rPr>
-          <w:rFonts w:ascii="Times New Roman" w:hAnsi="Times New Roman"/>
-          <w:sz w:val="24"/>
-        </w:rPr>
-        <w:t>Unfortunately, there's more bad news to report on the clear skies front. A new paper, available on the arXiv preprint server from researchers at NASA's Ames Research Center, reports that 73.3% of images the agency's new SPHEREx space telescope collected between May and September of last year were contaminated by at least one artificial satellite trail. And it's only going to ge...</w:t>
       </w:r>
     </w:p>
     <w:sectPr>
